--- a/lessons/5-7/readiness/practice.docx
+++ b/lessons/5-7/readiness/practice.docx
@@ -86,7 +86,1259 @@
     </w:p>
     <w:p>
       <w:pPr>
-        <w:spacing w:after="120" w:before="0"/>
+        <w:spacing w:after="60" w:before="120"/>
+      </w:pPr>
+      <w:r>
+        <w:rPr>
+          <w:b/>
+          <w:bCs/>
+          <w:color w:val="0F2B3C"/>
+          <w:sz w:val="24"/>
+          <w:szCs w:val="24"/>
+        </w:rPr>
+        <w:t xml:space="preserve">Vocabulary Anchor Box</w:t>
+      </w:r>
+    </w:p>
+    <w:tbl>
+      <w:tblPr>
+        <w:tblW w:type="dxa" w:w="9360"/>
+        <w:tblBorders>
+          <w:top w:val="single" w:color="C7D2DD" w:sz="6"/>
+          <w:left w:val="single" w:color="C7D2DD" w:sz="6"/>
+          <w:bottom w:val="single" w:color="C7D2DD" w:sz="6"/>
+          <w:right w:val="single" w:color="C7D2DD" w:sz="6"/>
+          <w:insideH w:val="single" w:color="C7D2DD" w:sz="6"/>
+          <w:insideV w:val="single" w:color="C7D2DD" w:sz="6"/>
+        </w:tblBorders>
+      </w:tblPr>
+      <w:tblGrid>
+        <w:gridCol w:w="1800"/>
+        <w:gridCol w:w="3160"/>
+        <w:gridCol w:w="2200"/>
+        <w:gridCol w:w="2200"/>
+      </w:tblGrid>
+      <w:tr>
+        <w:trPr>
+          <w:cantSplit/>
+          <w:tblHeader/>
+        </w:trPr>
+        <w:tc>
+          <w:tcPr>
+            <w:tcW w:type="dxa" w:w="1800"/>
+            <w:shd w:fill="EEF4F8" w:color="auto" w:val="clear"/>
+            <w:tcMar>
+              <w:top w:type="dxa" w:w="60"/>
+              <w:left w:type="dxa" w:w="100"/>
+              <w:bottom w:type="dxa" w:w="60"/>
+              <w:right w:type="dxa" w:w="100"/>
+            </w:tcMar>
+          </w:tcPr>
+          <w:p>
+            <w:pPr>
+              <w:spacing w:after="0" w:before="0"/>
+            </w:pPr>
+            <w:r>
+              <w:rPr>
+                <w:b/>
+                <w:bCs/>
+                <w:color w:val="0F2B3C"/>
+                <w:sz w:val="18"/>
+                <w:szCs w:val="18"/>
+              </w:rPr>
+              <w:t xml:space="preserve">Concept Term</w:t>
+            </w:r>
+          </w:p>
+        </w:tc>
+        <w:tc>
+          <w:tcPr>
+            <w:tcW w:type="dxa" w:w="3160"/>
+            <w:shd w:fill="EEF4F8" w:color="auto" w:val="clear"/>
+            <w:tcMar>
+              <w:top w:type="dxa" w:w="60"/>
+              <w:left w:type="dxa" w:w="100"/>
+              <w:bottom w:type="dxa" w:w="60"/>
+              <w:right w:type="dxa" w:w="100"/>
+            </w:tcMar>
+          </w:tcPr>
+          <w:p>
+            <w:pPr>
+              <w:spacing w:after="0" w:before="0"/>
+            </w:pPr>
+            <w:r>
+              <w:rPr>
+                <w:b/>
+                <w:bCs/>
+                <w:color w:val="0F2B3C"/>
+                <w:sz w:val="18"/>
+                <w:szCs w:val="18"/>
+              </w:rPr>
+              <w:t xml:space="preserve">Student-Friendly Definition</w:t>
+            </w:r>
+          </w:p>
+        </w:tc>
+        <w:tc>
+          <w:tcPr>
+            <w:tcW w:type="dxa" w:w="2200"/>
+            <w:shd w:fill="EEF4F8" w:color="auto" w:val="clear"/>
+            <w:tcMar>
+              <w:top w:type="dxa" w:w="60"/>
+              <w:left w:type="dxa" w:w="100"/>
+              <w:bottom w:type="dxa" w:w="60"/>
+              <w:right w:type="dxa" w:w="100"/>
+            </w:tcMar>
+          </w:tcPr>
+          <w:p>
+            <w:pPr>
+              <w:spacing w:after="0" w:before="0"/>
+            </w:pPr>
+            <w:r>
+              <w:rPr>
+                <w:b/>
+                <w:bCs/>
+                <w:color w:val="0F2B3C"/>
+                <w:sz w:val="18"/>
+                <w:szCs w:val="18"/>
+              </w:rPr>
+              <w:t xml:space="preserve">Non-Example</w:t>
+            </w:r>
+          </w:p>
+        </w:tc>
+        <w:tc>
+          <w:tcPr>
+            <w:tcW w:type="dxa" w:w="2200"/>
+            <w:shd w:fill="EEF4F8" w:color="auto" w:val="clear"/>
+            <w:tcMar>
+              <w:top w:type="dxa" w:w="60"/>
+              <w:left w:type="dxa" w:w="100"/>
+              <w:bottom w:type="dxa" w:w="60"/>
+              <w:right w:type="dxa" w:w="100"/>
+            </w:tcMar>
+          </w:tcPr>
+          <w:p>
+            <w:pPr>
+              <w:spacing w:after="0" w:before="0"/>
+            </w:pPr>
+            <w:r>
+              <w:rPr>
+                <w:b/>
+                <w:bCs/>
+                <w:color w:val="0F2B3C"/>
+                <w:sz w:val="18"/>
+                <w:szCs w:val="18"/>
+              </w:rPr>
+              <w:t xml:space="preserve">Visual Clue</w:t>
+            </w:r>
+          </w:p>
+        </w:tc>
+      </w:tr>
+      <w:tr>
+        <w:trPr>
+          <w:cantSplit/>
+        </w:trPr>
+        <w:tc>
+          <w:tcPr>
+            <w:tcW w:type="dxa" w:w="1800"/>
+            <w:tcMar>
+              <w:top w:type="dxa" w:w="60"/>
+              <w:left w:type="dxa" w:w="100"/>
+              <w:bottom w:type="dxa" w:w="60"/>
+              <w:right w:type="dxa" w:w="100"/>
+            </w:tcMar>
+            <w:vAlign w:val="top"/>
+          </w:tcPr>
+          <w:p>
+            <w:pPr>
+              <w:spacing w:after="20" w:before="0"/>
+            </w:pPr>
+            <w:r>
+              <w:rPr>
+                <w:b/>
+                <w:bCs/>
+                <w:color w:val="0F2B3C"/>
+                <w:sz w:val="20"/>
+                <w:szCs w:val="20"/>
+              </w:rPr>
+              <w:t xml:space="preserve">Surface Area of Prisms</w:t>
+            </w:r>
+          </w:p>
+          <w:p>
+            <w:pPr>
+              <w:spacing w:after="0" w:before="0"/>
+            </w:pPr>
+            <w:r>
+              <w:rPr>
+                <w:i/>
+                <w:iCs/>
+                <w:color w:val="5E6E7E"/>
+                <w:sz w:val="18"/>
+                <w:szCs w:val="18"/>
+              </w:rPr>
+              <w:t xml:space="preserve">Área de superficie de prismas</w:t>
+            </w:r>
+          </w:p>
+        </w:tc>
+        <w:tc>
+          <w:tcPr>
+            <w:tcW w:type="dxa" w:w="3160"/>
+            <w:tcMar>
+              <w:top w:type="dxa" w:w="60"/>
+              <w:left w:type="dxa" w:w="100"/>
+              <w:bottom w:type="dxa" w:w="60"/>
+              <w:right w:type="dxa" w:w="100"/>
+            </w:tcMar>
+            <w:vAlign w:val="top"/>
+          </w:tcPr>
+          <w:p>
+            <w:pPr>
+              <w:spacing w:after="0" w:before="0"/>
+            </w:pPr>
+            <w:r>
+              <w:rPr>
+                <w:sz w:val="19"/>
+                <w:szCs w:val="19"/>
+              </w:rPr>
+              <w:t xml:space="preserve">The total area of all bases and lateral faces of a prism. Formula: SA = 2B + lateral area.</w:t>
+            </w:r>
+          </w:p>
+        </w:tc>
+        <w:tc>
+          <w:tcPr>
+            <w:tcW w:type="dxa" w:w="2200"/>
+            <w:tcMar>
+              <w:top w:type="dxa" w:w="60"/>
+              <w:left w:type="dxa" w:w="100"/>
+              <w:bottom w:type="dxa" w:w="60"/>
+              <w:right w:type="dxa" w:w="100"/>
+            </w:tcMar>
+            <w:vAlign w:val="top"/>
+          </w:tcPr>
+          <w:p>
+            <w:pPr>
+              <w:spacing w:after="30" w:before="0"/>
+            </w:pPr>
+            <w:r>
+              <w:rPr>
+                <w:i/>
+                <w:iCs/>
+                <w:color w:val="5E6E7E"/>
+                <w:sz w:val="18"/>
+                <w:szCs w:val="18"/>
+              </w:rPr>
+              <w:t xml:space="preserve">Not Surface Area of Prisms: write a counter-example that does not fit the rule.</w:t>
+            </w:r>
+          </w:p>
+          <w:p>
+            <w:pPr>
+              <w:spacing w:after="50" w:before="0"/>
+            </w:pPr>
+            <w:r>
+              <w:rPr>
+                <w:color w:val="BBBBBB"/>
+                <w:sz w:val="18"/>
+                <w:szCs w:val="18"/>
+              </w:rPr>
+              <w:t xml:space="preserve">____________________________</w:t>
+            </w:r>
+          </w:p>
+        </w:tc>
+        <w:tc>
+          <w:tcPr>
+            <w:tcW w:type="dxa" w:w="2200"/>
+            <w:tcMar>
+              <w:top w:type="dxa" w:w="60"/>
+              <w:left w:type="dxa" w:w="100"/>
+              <w:bottom w:type="dxa" w:w="60"/>
+              <w:right w:type="dxa" w:w="100"/>
+            </w:tcMar>
+            <w:vAlign w:val="top"/>
+          </w:tcPr>
+          <w:p>
+            <w:pPr>
+              <w:spacing w:after="0" w:before="0"/>
+            </w:pPr>
+            <w:r>
+              <w:rPr>
+                <w:i/>
+                <w:iCs/>
+                <w:color w:val="5E6E7E"/>
+                <w:sz w:val="18"/>
+                <w:szCs w:val="18"/>
+              </w:rPr>
+              <w:t xml:space="preserve">SA = 2B + lateral area</w:t>
+            </w:r>
+          </w:p>
+        </w:tc>
+      </w:tr>
+      <w:tr>
+        <w:trPr>
+          <w:cantSplit/>
+        </w:trPr>
+        <w:tc>
+          <w:tcPr>
+            <w:tcW w:type="dxa" w:w="1800"/>
+            <w:tcMar>
+              <w:top w:type="dxa" w:w="60"/>
+              <w:left w:type="dxa" w:w="100"/>
+              <w:bottom w:type="dxa" w:w="60"/>
+              <w:right w:type="dxa" w:w="100"/>
+            </w:tcMar>
+            <w:vAlign w:val="top"/>
+          </w:tcPr>
+          <w:p>
+            <w:pPr>
+              <w:spacing w:after="20" w:before="0"/>
+            </w:pPr>
+            <w:r>
+              <w:rPr>
+                <w:b/>
+                <w:bCs/>
+                <w:color w:val="0F2B3C"/>
+                <w:sz w:val="20"/>
+                <w:szCs w:val="20"/>
+              </w:rPr>
+              <w:t xml:space="preserve">Surface area</w:t>
+            </w:r>
+          </w:p>
+          <w:p>
+            <w:pPr>
+              <w:spacing w:after="0" w:before="0"/>
+            </w:pPr>
+            <w:r>
+              <w:rPr>
+                <w:i/>
+                <w:iCs/>
+                <w:color w:val="5E6E7E"/>
+                <w:sz w:val="18"/>
+                <w:szCs w:val="18"/>
+              </w:rPr>
+              <w:t xml:space="preserve">Área de superficie</w:t>
+            </w:r>
+          </w:p>
+        </w:tc>
+        <w:tc>
+          <w:tcPr>
+            <w:tcW w:type="dxa" w:w="3160"/>
+            <w:tcMar>
+              <w:top w:type="dxa" w:w="60"/>
+              <w:left w:type="dxa" w:w="100"/>
+              <w:bottom w:type="dxa" w:w="60"/>
+              <w:right w:type="dxa" w:w="100"/>
+            </w:tcMar>
+            <w:vAlign w:val="top"/>
+          </w:tcPr>
+          <w:p>
+            <w:pPr>
+              <w:spacing w:after="0" w:before="0"/>
+            </w:pPr>
+            <w:r>
+              <w:rPr>
+                <w:sz w:val="19"/>
+                <w:szCs w:val="19"/>
+              </w:rPr>
+              <w:t xml:space="preserve">The total area of all the flat sides of a solid.</w:t>
+            </w:r>
+          </w:p>
+        </w:tc>
+        <w:tc>
+          <w:tcPr>
+            <w:tcW w:type="dxa" w:w="2200"/>
+            <w:tcMar>
+              <w:top w:type="dxa" w:w="60"/>
+              <w:left w:type="dxa" w:w="100"/>
+              <w:bottom w:type="dxa" w:w="60"/>
+              <w:right w:type="dxa" w:w="100"/>
+            </w:tcMar>
+            <w:vAlign w:val="top"/>
+          </w:tcPr>
+          <w:p>
+            <w:pPr>
+              <w:spacing w:after="30" w:before="0"/>
+            </w:pPr>
+            <w:r>
+              <w:rPr>
+                <w:i/>
+                <w:iCs/>
+                <w:color w:val="5E6E7E"/>
+                <w:sz w:val="18"/>
+                <w:szCs w:val="18"/>
+              </w:rPr>
+              <w:t xml:space="preserve">Not Surface area: write a counter-example that does not fit the rule.</w:t>
+            </w:r>
+          </w:p>
+          <w:p>
+            <w:pPr>
+              <w:spacing w:after="50" w:before="0"/>
+            </w:pPr>
+            <w:r>
+              <w:rPr>
+                <w:color w:val="BBBBBB"/>
+                <w:sz w:val="18"/>
+                <w:szCs w:val="18"/>
+              </w:rPr>
+              <w:t xml:space="preserve">____________________________</w:t>
+            </w:r>
+          </w:p>
+        </w:tc>
+        <w:tc>
+          <w:tcPr>
+            <w:tcW w:type="dxa" w:w="2200"/>
+            <w:tcMar>
+              <w:top w:type="dxa" w:w="60"/>
+              <w:left w:type="dxa" w:w="100"/>
+              <w:bottom w:type="dxa" w:w="60"/>
+              <w:right w:type="dxa" w:w="100"/>
+            </w:tcMar>
+            <w:vAlign w:val="top"/>
+          </w:tcPr>
+          <w:p>
+            <w:pPr>
+              <w:spacing w:after="0" w:before="0"/>
+            </w:pPr>
+            <w:r>
+              <w:rPr>
+                <w:i/>
+                <w:iCs/>
+                <w:color w:val="5E6E7E"/>
+                <w:sz w:val="18"/>
+                <w:szCs w:val="18"/>
+              </w:rPr>
+              <w:t xml:space="preserve">Paint every outside surface of a box — the total painted area is the surface area</w:t>
+            </w:r>
+          </w:p>
+        </w:tc>
+      </w:tr>
+      <w:tr>
+        <w:trPr>
+          <w:cantSplit/>
+        </w:trPr>
+        <w:tc>
+          <w:tcPr>
+            <w:tcW w:type="dxa" w:w="1800"/>
+            <w:tcMar>
+              <w:top w:type="dxa" w:w="60"/>
+              <w:left w:type="dxa" w:w="100"/>
+              <w:bottom w:type="dxa" w:w="60"/>
+              <w:right w:type="dxa" w:w="100"/>
+            </w:tcMar>
+            <w:vAlign w:val="top"/>
+          </w:tcPr>
+          <w:p>
+            <w:pPr>
+              <w:spacing w:after="20" w:before="0"/>
+            </w:pPr>
+            <w:r>
+              <w:rPr>
+                <w:b/>
+                <w:bCs/>
+                <w:color w:val="0F2B3C"/>
+                <w:sz w:val="20"/>
+                <w:szCs w:val="20"/>
+              </w:rPr>
+              <w:t xml:space="preserve">Rectangular prism</w:t>
+            </w:r>
+          </w:p>
+          <w:p>
+            <w:pPr>
+              <w:spacing w:after="0" w:before="0"/>
+            </w:pPr>
+            <w:r>
+              <w:rPr>
+                <w:i/>
+                <w:iCs/>
+                <w:color w:val="5E6E7E"/>
+                <w:sz w:val="18"/>
+                <w:szCs w:val="18"/>
+              </w:rPr>
+              <w:t xml:space="preserve">Prisma rectangular</w:t>
+            </w:r>
+          </w:p>
+        </w:tc>
+        <w:tc>
+          <w:tcPr>
+            <w:tcW w:type="dxa" w:w="3160"/>
+            <w:tcMar>
+              <w:top w:type="dxa" w:w="60"/>
+              <w:left w:type="dxa" w:w="100"/>
+              <w:bottom w:type="dxa" w:w="60"/>
+              <w:right w:type="dxa" w:w="100"/>
+            </w:tcMar>
+            <w:vAlign w:val="top"/>
+          </w:tcPr>
+          <w:p>
+            <w:pPr>
+              <w:spacing w:after="0" w:before="0"/>
+            </w:pPr>
+            <w:r>
+              <w:rPr>
+                <w:sz w:val="19"/>
+                <w:szCs w:val="19"/>
+              </w:rPr>
+              <w:t xml:space="preserve">A solid box shape with six flat rectangle sides.</w:t>
+            </w:r>
+          </w:p>
+        </w:tc>
+        <w:tc>
+          <w:tcPr>
+            <w:tcW w:type="dxa" w:w="2200"/>
+            <w:tcMar>
+              <w:top w:type="dxa" w:w="60"/>
+              <w:left w:type="dxa" w:w="100"/>
+              <w:bottom w:type="dxa" w:w="60"/>
+              <w:right w:type="dxa" w:w="100"/>
+            </w:tcMar>
+            <w:vAlign w:val="top"/>
+          </w:tcPr>
+          <w:p>
+            <w:pPr>
+              <w:spacing w:after="30" w:before="0"/>
+            </w:pPr>
+            <w:r>
+              <w:rPr>
+                <w:i/>
+                <w:iCs/>
+                <w:color w:val="5E6E7E"/>
+                <w:sz w:val="18"/>
+                <w:szCs w:val="18"/>
+              </w:rPr>
+              <w:t xml:space="preserve">Not Rectangular prism: write a counter-example that does not fit the rule.</w:t>
+            </w:r>
+          </w:p>
+          <w:p>
+            <w:pPr>
+              <w:spacing w:after="50" w:before="0"/>
+            </w:pPr>
+            <w:r>
+              <w:rPr>
+                <w:color w:val="BBBBBB"/>
+                <w:sz w:val="18"/>
+                <w:szCs w:val="18"/>
+              </w:rPr>
+              <w:t xml:space="preserve">____________________________</w:t>
+            </w:r>
+          </w:p>
+        </w:tc>
+        <w:tc>
+          <w:tcPr>
+            <w:tcW w:type="dxa" w:w="2200"/>
+            <w:tcMar>
+              <w:top w:type="dxa" w:w="60"/>
+              <w:left w:type="dxa" w:w="100"/>
+              <w:bottom w:type="dxa" w:w="60"/>
+              <w:right w:type="dxa" w:w="100"/>
+            </w:tcMar>
+            <w:vAlign w:val="top"/>
+          </w:tcPr>
+          <w:p>
+            <w:pPr>
+              <w:spacing w:after="0" w:before="0"/>
+            </w:pPr>
+            <w:r>
+              <w:rPr>
+                <w:i/>
+                <w:iCs/>
+                <w:color w:val="5E6E7E"/>
+                <w:sz w:val="18"/>
+                <w:szCs w:val="18"/>
+              </w:rPr>
+              <w:t xml:space="preserve">A box with 6 flat rectangle sides: top, bottom, front, back, left, right</w:t>
+            </w:r>
+          </w:p>
+        </w:tc>
+      </w:tr>
+      <w:tr>
+        <w:trPr>
+          <w:cantSplit/>
+        </w:trPr>
+        <w:tc>
+          <w:tcPr>
+            <w:tcW w:type="dxa" w:w="1800"/>
+            <w:tcMar>
+              <w:top w:type="dxa" w:w="60"/>
+              <w:left w:type="dxa" w:w="100"/>
+              <w:bottom w:type="dxa" w:w="60"/>
+              <w:right w:type="dxa" w:w="100"/>
+            </w:tcMar>
+            <w:vAlign w:val="top"/>
+          </w:tcPr>
+          <w:p>
+            <w:pPr>
+              <w:spacing w:after="20" w:before="0"/>
+            </w:pPr>
+            <w:r>
+              <w:rPr>
+                <w:b/>
+                <w:bCs/>
+                <w:color w:val="0F2B3C"/>
+                <w:sz w:val="20"/>
+                <w:szCs w:val="20"/>
+              </w:rPr>
+              <w:t xml:space="preserve">Triangular prism</w:t>
+            </w:r>
+          </w:p>
+          <w:p>
+            <w:pPr>
+              <w:spacing w:after="0" w:before="0"/>
+            </w:pPr>
+            <w:r>
+              <w:rPr>
+                <w:i/>
+                <w:iCs/>
+                <w:color w:val="5E6E7E"/>
+                <w:sz w:val="18"/>
+                <w:szCs w:val="18"/>
+              </w:rPr>
+              <w:t xml:space="preserve">Prisma triangular</w:t>
+            </w:r>
+          </w:p>
+        </w:tc>
+        <w:tc>
+          <w:tcPr>
+            <w:tcW w:type="dxa" w:w="3160"/>
+            <w:tcMar>
+              <w:top w:type="dxa" w:w="60"/>
+              <w:left w:type="dxa" w:w="100"/>
+              <w:bottom w:type="dxa" w:w="60"/>
+              <w:right w:type="dxa" w:w="100"/>
+            </w:tcMar>
+            <w:vAlign w:val="top"/>
+          </w:tcPr>
+          <w:p>
+            <w:pPr>
+              <w:spacing w:after="0" w:before="0"/>
+            </w:pPr>
+            <w:r>
+              <w:rPr>
+                <w:sz w:val="19"/>
+                <w:szCs w:val="19"/>
+              </w:rPr>
+              <w:t xml:space="preserve">A solid with two triangle ends and three flat rectangle sides.</w:t>
+            </w:r>
+          </w:p>
+        </w:tc>
+        <w:tc>
+          <w:tcPr>
+            <w:tcW w:type="dxa" w:w="2200"/>
+            <w:tcMar>
+              <w:top w:type="dxa" w:w="60"/>
+              <w:left w:type="dxa" w:w="100"/>
+              <w:bottom w:type="dxa" w:w="60"/>
+              <w:right w:type="dxa" w:w="100"/>
+            </w:tcMar>
+            <w:vAlign w:val="top"/>
+          </w:tcPr>
+          <w:p>
+            <w:pPr>
+              <w:spacing w:after="30" w:before="0"/>
+            </w:pPr>
+            <w:r>
+              <w:rPr>
+                <w:i/>
+                <w:iCs/>
+                <w:color w:val="5E6E7E"/>
+                <w:sz w:val="18"/>
+                <w:szCs w:val="18"/>
+              </w:rPr>
+              <w:t xml:space="preserve">Not Triangular prism: write a counter-example that does not fit the rule.</w:t>
+            </w:r>
+          </w:p>
+          <w:p>
+            <w:pPr>
+              <w:spacing w:after="50" w:before="0"/>
+            </w:pPr>
+            <w:r>
+              <w:rPr>
+                <w:color w:val="BBBBBB"/>
+                <w:sz w:val="18"/>
+                <w:szCs w:val="18"/>
+              </w:rPr>
+              <w:t xml:space="preserve">____________________________</w:t>
+            </w:r>
+          </w:p>
+        </w:tc>
+        <w:tc>
+          <w:tcPr>
+            <w:tcW w:type="dxa" w:w="2200"/>
+            <w:tcMar>
+              <w:top w:type="dxa" w:w="60"/>
+              <w:left w:type="dxa" w:w="100"/>
+              <w:bottom w:type="dxa" w:w="60"/>
+              <w:right w:type="dxa" w:w="100"/>
+            </w:tcMar>
+            <w:vAlign w:val="top"/>
+          </w:tcPr>
+          <w:p>
+            <w:pPr>
+              <w:spacing w:after="0" w:before="0"/>
+            </w:pPr>
+            <w:r>
+              <w:rPr>
+                <w:i/>
+                <w:iCs/>
+                <w:color w:val="5E6E7E"/>
+                <w:sz w:val="18"/>
+                <w:szCs w:val="18"/>
+              </w:rPr>
+              <w:t xml:space="preserve">Shaped like a tent or a wedge of cheese — 2 triangle ends + 3 rectangle sides</w:t>
+            </w:r>
+          </w:p>
+        </w:tc>
+      </w:tr>
+      <w:tr>
+        <w:trPr>
+          <w:cantSplit/>
+        </w:trPr>
+        <w:tc>
+          <w:tcPr>
+            <w:tcW w:type="dxa" w:w="1800"/>
+            <w:tcMar>
+              <w:top w:type="dxa" w:w="60"/>
+              <w:left w:type="dxa" w:w="100"/>
+              <w:bottom w:type="dxa" w:w="60"/>
+              <w:right w:type="dxa" w:w="100"/>
+            </w:tcMar>
+            <w:vAlign w:val="top"/>
+          </w:tcPr>
+          <w:p>
+            <w:pPr>
+              <w:spacing w:after="20" w:before="0"/>
+            </w:pPr>
+            <w:r>
+              <w:rPr>
+                <w:b/>
+                <w:bCs/>
+                <w:color w:val="0F2B3C"/>
+                <w:sz w:val="20"/>
+                <w:szCs w:val="20"/>
+              </w:rPr>
+              <w:t xml:space="preserve">Face</w:t>
+            </w:r>
+          </w:p>
+          <w:p>
+            <w:pPr>
+              <w:spacing w:after="0" w:before="0"/>
+            </w:pPr>
+            <w:r>
+              <w:rPr>
+                <w:i/>
+                <w:iCs/>
+                <w:color w:val="5E6E7E"/>
+                <w:sz w:val="18"/>
+                <w:szCs w:val="18"/>
+              </w:rPr>
+              <w:t xml:space="preserve">Cara</w:t>
+            </w:r>
+          </w:p>
+        </w:tc>
+        <w:tc>
+          <w:tcPr>
+            <w:tcW w:type="dxa" w:w="3160"/>
+            <w:tcMar>
+              <w:top w:type="dxa" w:w="60"/>
+              <w:left w:type="dxa" w:w="100"/>
+              <w:bottom w:type="dxa" w:w="60"/>
+              <w:right w:type="dxa" w:w="100"/>
+            </w:tcMar>
+            <w:vAlign w:val="top"/>
+          </w:tcPr>
+          <w:p>
+            <w:pPr>
+              <w:spacing w:after="0" w:before="0"/>
+            </w:pPr>
+            <w:r>
+              <w:rPr>
+                <w:sz w:val="19"/>
+                <w:szCs w:val="19"/>
+              </w:rPr>
+              <w:t xml:space="preserve">One flat side of a solid shape.</w:t>
+            </w:r>
+          </w:p>
+        </w:tc>
+        <w:tc>
+          <w:tcPr>
+            <w:tcW w:type="dxa" w:w="2200"/>
+            <w:tcMar>
+              <w:top w:type="dxa" w:w="60"/>
+              <w:left w:type="dxa" w:w="100"/>
+              <w:bottom w:type="dxa" w:w="60"/>
+              <w:right w:type="dxa" w:w="100"/>
+            </w:tcMar>
+            <w:vAlign w:val="top"/>
+          </w:tcPr>
+          <w:p>
+            <w:pPr>
+              <w:spacing w:after="30" w:before="0"/>
+            </w:pPr>
+            <w:r>
+              <w:rPr>
+                <w:i/>
+                <w:iCs/>
+                <w:color w:val="5E6E7E"/>
+                <w:sz w:val="18"/>
+                <w:szCs w:val="18"/>
+              </w:rPr>
+              <w:t xml:space="preserve">Not Face: write a counter-example that does not fit the rule.</w:t>
+            </w:r>
+          </w:p>
+          <w:p>
+            <w:pPr>
+              <w:spacing w:after="50" w:before="0"/>
+            </w:pPr>
+            <w:r>
+              <w:rPr>
+                <w:color w:val="BBBBBB"/>
+                <w:sz w:val="18"/>
+                <w:szCs w:val="18"/>
+              </w:rPr>
+              <w:t xml:space="preserve">____________________________</w:t>
+            </w:r>
+          </w:p>
+        </w:tc>
+        <w:tc>
+          <w:tcPr>
+            <w:tcW w:type="dxa" w:w="2200"/>
+            <w:tcMar>
+              <w:top w:type="dxa" w:w="60"/>
+              <w:left w:type="dxa" w:w="100"/>
+              <w:bottom w:type="dxa" w:w="60"/>
+              <w:right w:type="dxa" w:w="100"/>
+            </w:tcMar>
+            <w:vAlign w:val="top"/>
+          </w:tcPr>
+          <w:p>
+            <w:pPr>
+              <w:spacing w:after="0" w:before="0"/>
+            </w:pPr>
+            <w:r>
+              <w:rPr>
+                <w:i/>
+                <w:iCs/>
+                <w:color w:val="5E6E7E"/>
+                <w:sz w:val="18"/>
+                <w:szCs w:val="18"/>
+              </w:rPr>
+              <w:t xml:space="preserve">A triangular prism has 5 faces: 2 triangles + 3 rectangles</w:t>
+            </w:r>
+          </w:p>
+        </w:tc>
+      </w:tr>
+      <w:tr>
+        <w:trPr>
+          <w:cantSplit/>
+        </w:trPr>
+        <w:tc>
+          <w:tcPr>
+            <w:tcW w:type="dxa" w:w="1800"/>
+            <w:tcMar>
+              <w:top w:type="dxa" w:w="60"/>
+              <w:left w:type="dxa" w:w="100"/>
+              <w:bottom w:type="dxa" w:w="60"/>
+              <w:right w:type="dxa" w:w="100"/>
+            </w:tcMar>
+            <w:vAlign w:val="top"/>
+          </w:tcPr>
+          <w:p>
+            <w:pPr>
+              <w:spacing w:after="20" w:before="0"/>
+            </w:pPr>
+            <w:r>
+              <w:rPr>
+                <w:b/>
+                <w:bCs/>
+                <w:color w:val="0F2B3C"/>
+                <w:sz w:val="20"/>
+                <w:szCs w:val="20"/>
+              </w:rPr>
+              <w:t xml:space="preserve">Net</w:t>
+            </w:r>
+          </w:p>
+          <w:p>
+            <w:pPr>
+              <w:spacing w:after="0" w:before="0"/>
+            </w:pPr>
+            <w:r>
+              <w:rPr>
+                <w:i/>
+                <w:iCs/>
+                <w:color w:val="5E6E7E"/>
+                <w:sz w:val="18"/>
+                <w:szCs w:val="18"/>
+              </w:rPr>
+              <w:t xml:space="preserve">Plantilla (desarrollo plano)</w:t>
+            </w:r>
+          </w:p>
+        </w:tc>
+        <w:tc>
+          <w:tcPr>
+            <w:tcW w:type="dxa" w:w="3160"/>
+            <w:tcMar>
+              <w:top w:type="dxa" w:w="60"/>
+              <w:left w:type="dxa" w:w="100"/>
+              <w:bottom w:type="dxa" w:w="60"/>
+              <w:right w:type="dxa" w:w="100"/>
+            </w:tcMar>
+            <w:vAlign w:val="top"/>
+          </w:tcPr>
+          <w:p>
+            <w:pPr>
+              <w:spacing w:after="0" w:before="0"/>
+            </w:pPr>
+            <w:r>
+              <w:rPr>
+                <w:sz w:val="19"/>
+                <w:szCs w:val="19"/>
+              </w:rPr>
+              <w:t xml:space="preserve">A flat shape that folds up into a solid.</w:t>
+            </w:r>
+          </w:p>
+        </w:tc>
+        <w:tc>
+          <w:tcPr>
+            <w:tcW w:type="dxa" w:w="2200"/>
+            <w:tcMar>
+              <w:top w:type="dxa" w:w="60"/>
+              <w:left w:type="dxa" w:w="100"/>
+              <w:bottom w:type="dxa" w:w="60"/>
+              <w:right w:type="dxa" w:w="100"/>
+            </w:tcMar>
+            <w:vAlign w:val="top"/>
+          </w:tcPr>
+          <w:p>
+            <w:pPr>
+              <w:spacing w:after="30" w:before="0"/>
+            </w:pPr>
+            <w:r>
+              <w:rPr>
+                <w:i/>
+                <w:iCs/>
+                <w:color w:val="5E6E7E"/>
+                <w:sz w:val="18"/>
+                <w:szCs w:val="18"/>
+              </w:rPr>
+              <w:t xml:space="preserve">Not Net: write a counter-example that does not fit the rule.</w:t>
+            </w:r>
+          </w:p>
+          <w:p>
+            <w:pPr>
+              <w:spacing w:after="50" w:before="0"/>
+            </w:pPr>
+            <w:r>
+              <w:rPr>
+                <w:color w:val="BBBBBB"/>
+                <w:sz w:val="18"/>
+                <w:szCs w:val="18"/>
+              </w:rPr>
+              <w:t xml:space="preserve">____________________________</w:t>
+            </w:r>
+          </w:p>
+        </w:tc>
+        <w:tc>
+          <w:tcPr>
+            <w:tcW w:type="dxa" w:w="2200"/>
+            <w:tcMar>
+              <w:top w:type="dxa" w:w="60"/>
+              <w:left w:type="dxa" w:w="100"/>
+              <w:bottom w:type="dxa" w:w="60"/>
+              <w:right w:type="dxa" w:w="100"/>
+            </w:tcMar>
+            <w:vAlign w:val="top"/>
+          </w:tcPr>
+          <w:p>
+            <w:pPr>
+              <w:spacing w:after="0" w:before="0"/>
+            </w:pPr>
+            <w:r>
+              <w:rPr>
+                <w:i/>
+                <w:iCs/>
+                <w:color w:val="5E6E7E"/>
+                <w:sz w:val="18"/>
+                <w:szCs w:val="18"/>
+              </w:rPr>
+              <w:t xml:space="preserve">Unfold a triangular prism flat: you see 2 triangles and 3 rectangles side by side</w:t>
+            </w:r>
+          </w:p>
+        </w:tc>
+      </w:tr>
+      <w:tr>
+        <w:trPr>
+          <w:cantSplit/>
+        </w:trPr>
+        <w:tc>
+          <w:tcPr>
+            <w:tcW w:type="dxa" w:w="1800"/>
+            <w:tcMar>
+              <w:top w:type="dxa" w:w="60"/>
+              <w:left w:type="dxa" w:w="100"/>
+              <w:bottom w:type="dxa" w:w="60"/>
+              <w:right w:type="dxa" w:w="100"/>
+            </w:tcMar>
+            <w:vAlign w:val="top"/>
+          </w:tcPr>
+          <w:p>
+            <w:pPr>
+              <w:spacing w:after="20" w:before="0"/>
+            </w:pPr>
+            <w:r>
+              <w:rPr>
+                <w:b/>
+                <w:bCs/>
+                <w:color w:val="0F2B3C"/>
+                <w:sz w:val="20"/>
+                <w:szCs w:val="20"/>
+              </w:rPr>
+              <w:t xml:space="preserve">Lateral face</w:t>
+            </w:r>
+          </w:p>
+          <w:p>
+            <w:pPr>
+              <w:spacing w:after="0" w:before="0"/>
+            </w:pPr>
+            <w:r>
+              <w:rPr>
+                <w:i/>
+                <w:iCs/>
+                <w:color w:val="5E6E7E"/>
+                <w:sz w:val="18"/>
+                <w:szCs w:val="18"/>
+              </w:rPr>
+              <w:t xml:space="preserve">Cara lateral</w:t>
+            </w:r>
+          </w:p>
+        </w:tc>
+        <w:tc>
+          <w:tcPr>
+            <w:tcW w:type="dxa" w:w="3160"/>
+            <w:tcMar>
+              <w:top w:type="dxa" w:w="60"/>
+              <w:left w:type="dxa" w:w="100"/>
+              <w:bottom w:type="dxa" w:w="60"/>
+              <w:right w:type="dxa" w:w="100"/>
+            </w:tcMar>
+            <w:vAlign w:val="top"/>
+          </w:tcPr>
+          <w:p>
+            <w:pPr>
+              <w:spacing w:after="0" w:before="0"/>
+            </w:pPr>
+            <w:r>
+              <w:rPr>
+                <w:sz w:val="19"/>
+                <w:szCs w:val="19"/>
+              </w:rPr>
+              <w:t xml:space="preserve">The side faces of a solid, not the top or bottom.</w:t>
+            </w:r>
+          </w:p>
+        </w:tc>
+        <w:tc>
+          <w:tcPr>
+            <w:tcW w:type="dxa" w:w="2200"/>
+            <w:tcMar>
+              <w:top w:type="dxa" w:w="60"/>
+              <w:left w:type="dxa" w:w="100"/>
+              <w:bottom w:type="dxa" w:w="60"/>
+              <w:right w:type="dxa" w:w="100"/>
+            </w:tcMar>
+            <w:vAlign w:val="top"/>
+          </w:tcPr>
+          <w:p>
+            <w:pPr>
+              <w:spacing w:after="30" w:before="0"/>
+            </w:pPr>
+            <w:r>
+              <w:rPr>
+                <w:i/>
+                <w:iCs/>
+                <w:color w:val="5E6E7E"/>
+                <w:sz w:val="18"/>
+                <w:szCs w:val="18"/>
+              </w:rPr>
+              <w:t xml:space="preserve">Not Lateral face: write a counter-example that does not fit the rule.</w:t>
+            </w:r>
+          </w:p>
+          <w:p>
+            <w:pPr>
+              <w:spacing w:after="50" w:before="0"/>
+            </w:pPr>
+            <w:r>
+              <w:rPr>
+                <w:color w:val="BBBBBB"/>
+                <w:sz w:val="18"/>
+                <w:szCs w:val="18"/>
+              </w:rPr>
+              <w:t xml:space="preserve">____________________________</w:t>
+            </w:r>
+          </w:p>
+        </w:tc>
+        <w:tc>
+          <w:tcPr>
+            <w:tcW w:type="dxa" w:w="2200"/>
+            <w:tcMar>
+              <w:top w:type="dxa" w:w="60"/>
+              <w:left w:type="dxa" w:w="100"/>
+              <w:bottom w:type="dxa" w:w="60"/>
+              <w:right w:type="dxa" w:w="100"/>
+            </w:tcMar>
+            <w:vAlign w:val="top"/>
+          </w:tcPr>
+          <w:p>
+            <w:pPr>
+              <w:spacing w:after="0" w:before="0"/>
+            </w:pPr>
+            <w:r>
+              <w:rPr>
+                <w:i/>
+                <w:iCs/>
+                <w:color w:val="5E6E7E"/>
+                <w:sz w:val="18"/>
+                <w:szCs w:val="18"/>
+              </w:rPr>
+              <w:t xml:space="preserve">On a triangular prism, the 3 rectangles that wrap around the sides are lateral faces</w:t>
+            </w:r>
+          </w:p>
+        </w:tc>
+      </w:tr>
+      <w:tr>
+        <w:trPr>
+          <w:cantSplit/>
+        </w:trPr>
+        <w:tc>
+          <w:tcPr>
+            <w:tcW w:type="dxa" w:w="1800"/>
+            <w:tcMar>
+              <w:top w:type="dxa" w:w="60"/>
+              <w:left w:type="dxa" w:w="100"/>
+              <w:bottom w:type="dxa" w:w="60"/>
+              <w:right w:type="dxa" w:w="100"/>
+            </w:tcMar>
+            <w:vAlign w:val="top"/>
+          </w:tcPr>
+          <w:p>
+            <w:pPr>
+              <w:spacing w:after="20" w:before="0"/>
+            </w:pPr>
+            <w:r>
+              <w:rPr>
+                <w:b/>
+                <w:bCs/>
+                <w:color w:val="0F2B3C"/>
+                <w:sz w:val="20"/>
+                <w:szCs w:val="20"/>
+              </w:rPr>
+              <w:t xml:space="preserve">Congruent</w:t>
+            </w:r>
+          </w:p>
+          <w:p>
+            <w:pPr>
+              <w:spacing w:after="0" w:before="0"/>
+            </w:pPr>
+            <w:r>
+              <w:rPr>
+                <w:i/>
+                <w:iCs/>
+                <w:color w:val="5E6E7E"/>
+                <w:sz w:val="18"/>
+                <w:szCs w:val="18"/>
+              </w:rPr>
+              <w:t xml:space="preserve">Congruente</w:t>
+            </w:r>
+          </w:p>
+        </w:tc>
+        <w:tc>
+          <w:tcPr>
+            <w:tcW w:type="dxa" w:w="3160"/>
+            <w:tcMar>
+              <w:top w:type="dxa" w:w="60"/>
+              <w:left w:type="dxa" w:w="100"/>
+              <w:bottom w:type="dxa" w:w="60"/>
+              <w:right w:type="dxa" w:w="100"/>
+            </w:tcMar>
+            <w:vAlign w:val="top"/>
+          </w:tcPr>
+          <w:p>
+            <w:pPr>
+              <w:spacing w:after="0" w:before="0"/>
+            </w:pPr>
+            <w:r>
+              <w:rPr>
+                <w:sz w:val="19"/>
+                <w:szCs w:val="19"/>
+              </w:rPr>
+              <w:t xml:space="preserve">Exactly the same size and shape.</w:t>
+            </w:r>
+          </w:p>
+        </w:tc>
+        <w:tc>
+          <w:tcPr>
+            <w:tcW w:type="dxa" w:w="2200"/>
+            <w:tcMar>
+              <w:top w:type="dxa" w:w="60"/>
+              <w:left w:type="dxa" w:w="100"/>
+              <w:bottom w:type="dxa" w:w="60"/>
+              <w:right w:type="dxa" w:w="100"/>
+            </w:tcMar>
+            <w:vAlign w:val="top"/>
+          </w:tcPr>
+          <w:p>
+            <w:pPr>
+              <w:spacing w:after="30" w:before="0"/>
+            </w:pPr>
+            <w:r>
+              <w:rPr>
+                <w:i/>
+                <w:iCs/>
+                <w:color w:val="5E6E7E"/>
+                <w:sz w:val="18"/>
+                <w:szCs w:val="18"/>
+              </w:rPr>
+              <w:t xml:space="preserve">Not Congruent: write a counter-example that does not fit the rule.</w:t>
+            </w:r>
+          </w:p>
+          <w:p>
+            <w:pPr>
+              <w:spacing w:after="50" w:before="0"/>
+            </w:pPr>
+            <w:r>
+              <w:rPr>
+                <w:color w:val="BBBBBB"/>
+                <w:sz w:val="18"/>
+                <w:szCs w:val="18"/>
+              </w:rPr>
+              <w:t xml:space="preserve">____________________________</w:t>
+            </w:r>
+          </w:p>
+        </w:tc>
+        <w:tc>
+          <w:tcPr>
+            <w:tcW w:type="dxa" w:w="2200"/>
+            <w:tcMar>
+              <w:top w:type="dxa" w:w="60"/>
+              <w:left w:type="dxa" w:w="100"/>
+              <w:bottom w:type="dxa" w:w="60"/>
+              <w:right w:type="dxa" w:w="100"/>
+            </w:tcMar>
+            <w:vAlign w:val="top"/>
+          </w:tcPr>
+          <w:p>
+            <w:pPr>
+              <w:spacing w:after="0" w:before="0"/>
+            </w:pPr>
+            <w:r>
+              <w:rPr>
+                <w:i/>
+                <w:iCs/>
+                <w:color w:val="5E6E7E"/>
+                <w:sz w:val="18"/>
+                <w:szCs w:val="18"/>
+              </w:rPr>
+              <w:t xml:space="preserve">Opposite faces of a box match.</w:t>
+            </w:r>
+          </w:p>
+        </w:tc>
+      </w:tr>
+    </w:tbl>
+    <w:p>
+      <w:pPr>
+        <w:spacing w:after="120" w:before="140"/>
       </w:pPr>
       <w:r>
         <w:rPr>
@@ -127,73 +1379,922 @@
         <w:t xml:space="preserve">Find a face area, then double it.</w:t>
       </w:r>
     </w:p>
-    <w:p>
-      <w:pPr>
-        <w:spacing w:after="40" w:before="0"/>
-      </w:pPr>
-      <w:r>
-        <w:rPr>
-          <w:sz w:val="22"/>
-          <w:szCs w:val="22"/>
-        </w:rPr>
-        <w:t xml:space="preserve">1.  Area of a 4 × 2 face = ___</w:t>
-      </w:r>
-    </w:p>
-    <w:p>
-      <w:pPr>
-        <w:spacing w:after="80" w:before="0"/>
-      </w:pPr>
-      <w:r>
-        <w:rPr>
-          <w:color w:val="BBBBBB"/>
-        </w:rPr>
-        <w:t xml:space="preserve">____________________________________________________</w:t>
-      </w:r>
-    </w:p>
-    <w:p>
-      <w:pPr>
-        <w:spacing w:after="40" w:before="0"/>
-      </w:pPr>
-      <w:r>
-        <w:rPr>
-          <w:sz w:val="22"/>
-          <w:szCs w:val="22"/>
-        </w:rPr>
-        <w:t xml:space="preserve">2.  Double it for the matching pair: 2 × 8 = ___</w:t>
-      </w:r>
-    </w:p>
-    <w:p>
-      <w:pPr>
-        <w:spacing w:after="80" w:before="0"/>
-      </w:pPr>
-      <w:r>
-        <w:rPr>
-          <w:color w:val="BBBBBB"/>
-        </w:rPr>
-        <w:t xml:space="preserve">____________________________________________________</w:t>
-      </w:r>
-    </w:p>
-    <w:p>
-      <w:pPr>
-        <w:spacing w:after="40" w:before="0"/>
-      </w:pPr>
-      <w:r>
-        <w:rPr>
-          <w:sz w:val="22"/>
-          <w:szCs w:val="22"/>
-        </w:rPr>
-        <w:t xml:space="preserve">3.  Now add another pair: 16 + 6 = ___</w:t>
-      </w:r>
-    </w:p>
-    <w:p>
-      <w:pPr>
-        <w:spacing w:after="80" w:before="0"/>
-      </w:pPr>
-      <w:r>
-        <w:rPr>
-          <w:color w:val="BBBBBB"/>
-        </w:rPr>
-        <w:t xml:space="preserve">____________________________________________________</w:t>
+    <w:tbl>
+      <w:tblPr>
+        <w:tblW w:type="dxa" w:w="9360"/>
+        <w:tblBorders>
+          <w:top w:val="single" w:color="C7D2DD" w:sz="6"/>
+          <w:left w:val="single" w:color="C7D2DD" w:sz="6"/>
+          <w:bottom w:val="single" w:color="C7D2DD" w:sz="6"/>
+          <w:right w:val="single" w:color="C7D2DD" w:sz="6"/>
+          <w:insideH w:val="single" w:color="C7D2DD" w:sz="6"/>
+          <w:insideV w:val="single" w:color="C7D2DD" w:sz="6"/>
+        </w:tblBorders>
+      </w:tblPr>
+      <w:tblGrid>
+        <w:gridCol w:w="2800"/>
+        <w:gridCol w:w="3560"/>
+        <w:gridCol w:w="3000"/>
+      </w:tblGrid>
+      <w:tr>
+        <w:trPr>
+          <w:cantSplit/>
+          <w:tblHeader/>
+        </w:trPr>
+        <w:tc>
+          <w:tcPr>
+            <w:tcW w:type="dxa" w:w="2800"/>
+            <w:shd w:fill="EEF4F8" w:color="auto" w:val="clear"/>
+            <w:tcMar>
+              <w:top w:type="dxa" w:w="60"/>
+              <w:left w:type="dxa" w:w="100"/>
+              <w:bottom w:type="dxa" w:w="60"/>
+              <w:right w:type="dxa" w:w="100"/>
+            </w:tcMar>
+          </w:tcPr>
+          <w:p>
+            <w:pPr>
+              <w:spacing w:after="0" w:before="0"/>
+            </w:pPr>
+            <w:r>
+              <w:rPr>
+                <w:b/>
+                <w:bCs/>
+                <w:color w:val="0F2B3C"/>
+                <w:sz w:val="16"/>
+                <w:szCs w:val="16"/>
+              </w:rPr>
+              <w:t xml:space="preserve">CORE PROBLEM / GIVEN REPRESENTATION</w:t>
+            </w:r>
+          </w:p>
+        </w:tc>
+        <w:tc>
+          <w:tcPr>
+            <w:tcW w:type="dxa" w:w="3560"/>
+            <w:shd w:fill="EEF4F8" w:color="auto" w:val="clear"/>
+            <w:tcMar>
+              <w:top w:type="dxa" w:w="60"/>
+              <w:left w:type="dxa" w:w="100"/>
+              <w:bottom w:type="dxa" w:w="60"/>
+              <w:right w:type="dxa" w:w="100"/>
+            </w:tcMar>
+          </w:tcPr>
+          <w:p>
+            <w:pPr>
+              <w:spacing w:after="0" w:before="0"/>
+            </w:pPr>
+            <w:r>
+              <w:rPr>
+                <w:b/>
+                <w:bCs/>
+                <w:color w:val="0F2B3C"/>
+                <w:sz w:val="16"/>
+                <w:szCs w:val="16"/>
+              </w:rPr>
+              <w:t xml:space="preserve">WORKING SPACE / CALCULATION STEPS</w:t>
+            </w:r>
+          </w:p>
+        </w:tc>
+        <w:tc>
+          <w:tcPr>
+            <w:tcW w:type="dxa" w:w="3000"/>
+            <w:shd w:fill="FBF3E2" w:color="auto" w:val="clear"/>
+            <w:tcMar>
+              <w:top w:type="dxa" w:w="60"/>
+              <w:left w:type="dxa" w:w="100"/>
+              <w:bottom w:type="dxa" w:w="60"/>
+              <w:right w:type="dxa" w:w="100"/>
+            </w:tcMar>
+          </w:tcPr>
+          <w:p>
+            <w:pPr>
+              <w:spacing w:after="0" w:before="0"/>
+            </w:pPr>
+            <w:r>
+              <w:rPr>
+                <w:b/>
+                <w:bCs/>
+                <w:color w:val="7A5400"/>
+                <w:sz w:val="16"/>
+                <w:szCs w:val="16"/>
+              </w:rPr>
+              <w:t xml:space="preserve">EXPLAIN YOUR REASONING</w:t>
+            </w:r>
+          </w:p>
+        </w:tc>
+      </w:tr>
+      <w:tr>
+        <w:trPr>
+          <w:cantSplit/>
+        </w:trPr>
+        <w:tc>
+          <w:tcPr>
+            <w:tcW w:type="dxa" w:w="2800"/>
+            <w:tcMar>
+              <w:top w:type="dxa" w:w="80"/>
+              <w:left w:type="dxa" w:w="100"/>
+              <w:bottom w:type="dxa" w:w="80"/>
+              <w:right w:type="dxa" w:w="100"/>
+            </w:tcMar>
+            <w:vAlign w:val="top"/>
+          </w:tcPr>
+          <w:p>
+            <w:pPr>
+              <w:spacing w:after="40" w:before="0"/>
+            </w:pPr>
+            <w:r>
+              <w:rPr>
+                <w:b/>
+                <w:bCs/>
+                <w:color w:val="0F2B3C"/>
+                <w:sz w:val="20"/>
+                <w:szCs w:val="20"/>
+              </w:rPr>
+              <w:t xml:space="preserve">1.  Area of a 4 × 2 face = ___</w:t>
+            </w:r>
+          </w:p>
+        </w:tc>
+        <w:tc>
+          <w:tcPr>
+            <w:tcW w:type="dxa" w:w="3560"/>
+            <w:tcMar>
+              <w:top w:type="dxa" w:w="80"/>
+              <w:left w:type="dxa" w:w="100"/>
+              <w:bottom w:type="dxa" w:w="80"/>
+              <w:right w:type="dxa" w:w="100"/>
+            </w:tcMar>
+            <w:vAlign w:val="top"/>
+          </w:tcPr>
+          <w:p>
+            <w:pPr>
+              <w:spacing w:after="50" w:before="0"/>
+            </w:pPr>
+            <w:r>
+              <w:rPr>
+                <w:color w:val="BBBBBB"/>
+                <w:sz w:val="18"/>
+                <w:szCs w:val="18"/>
+              </w:rPr>
+              <w:t xml:space="preserve">____________________________</w:t>
+            </w:r>
+          </w:p>
+          <w:p>
+            <w:pPr>
+              <w:spacing w:after="50" w:before="0"/>
+            </w:pPr>
+            <w:r>
+              <w:rPr>
+                <w:color w:val="BBBBBB"/>
+                <w:sz w:val="18"/>
+                <w:szCs w:val="18"/>
+              </w:rPr>
+              <w:t xml:space="preserve">____________________________</w:t>
+            </w:r>
+          </w:p>
+          <w:p>
+            <w:pPr>
+              <w:spacing w:after="50" w:before="0"/>
+            </w:pPr>
+            <w:r>
+              <w:rPr>
+                <w:color w:val="BBBBBB"/>
+                <w:sz w:val="18"/>
+                <w:szCs w:val="18"/>
+              </w:rPr>
+              <w:t xml:space="preserve">____________________________</w:t>
+            </w:r>
+          </w:p>
+          <w:p>
+            <w:pPr>
+              <w:spacing w:after="50" w:before="0"/>
+            </w:pPr>
+            <w:r>
+              <w:rPr>
+                <w:color w:val="BBBBBB"/>
+                <w:sz w:val="18"/>
+                <w:szCs w:val="18"/>
+              </w:rPr>
+              <w:t xml:space="preserve">____________________________</w:t>
+            </w:r>
+          </w:p>
+        </w:tc>
+        <w:tc>
+          <w:tcPr>
+            <w:tcW w:type="dxa" w:w="3000"/>
+            <w:shd w:fill="FBF3E2" w:color="auto" w:val="clear"/>
+            <w:tcMar>
+              <w:top w:type="dxa" w:w="80"/>
+              <w:left w:type="dxa" w:w="100"/>
+              <w:bottom w:type="dxa" w:w="80"/>
+              <w:right w:type="dxa" w:w="100"/>
+            </w:tcMar>
+            <w:vAlign w:val="top"/>
+          </w:tcPr>
+          <w:p>
+            <w:pPr>
+              <w:spacing w:after="30" w:before="0"/>
+            </w:pPr>
+            <w:r>
+              <w:rPr>
+                <w:b/>
+                <w:bCs/>
+                <w:color w:val="0F2B3C"/>
+                <w:sz w:val="18"/>
+                <w:szCs w:val="18"/>
+              </w:rPr>
+              <w:t xml:space="preserve">Because... ________________</w:t>
+            </w:r>
+          </w:p>
+          <w:p>
+            <w:pPr>
+              <w:spacing w:after="50" w:before="0"/>
+            </w:pPr>
+            <w:r>
+              <w:rPr>
+                <w:color w:val="BBBBBB"/>
+                <w:sz w:val="18"/>
+                <w:szCs w:val="18"/>
+              </w:rPr>
+              <w:t xml:space="preserve">____________________________</w:t>
+            </w:r>
+          </w:p>
+          <w:p>
+            <w:pPr>
+              <w:spacing w:after="30" w:before="40"/>
+            </w:pPr>
+            <w:r>
+              <w:rPr>
+                <w:b/>
+                <w:bCs/>
+                <w:color w:val="1A6FB5"/>
+                <w:sz w:val="18"/>
+                <w:szCs w:val="18"/>
+              </w:rPr>
+              <w:t xml:space="preserve">Although... _______________</w:t>
+            </w:r>
+          </w:p>
+          <w:p>
+            <w:pPr>
+              <w:spacing w:after="50" w:before="0"/>
+            </w:pPr>
+            <w:r>
+              <w:rPr>
+                <w:color w:val="BBBBBB"/>
+                <w:sz w:val="18"/>
+                <w:szCs w:val="18"/>
+              </w:rPr>
+              <w:t xml:space="preserve">____________________________</w:t>
+            </w:r>
+          </w:p>
+          <w:p>
+            <w:pPr>
+              <w:spacing w:after="30" w:before="40"/>
+            </w:pPr>
+            <w:r>
+              <w:rPr>
+                <w:b/>
+                <w:bCs/>
+                <w:color w:val="7A5400"/>
+                <w:sz w:val="18"/>
+                <w:szCs w:val="18"/>
+              </w:rPr>
+              <w:t xml:space="preserve">Therefore... ______________</w:t>
+            </w:r>
+          </w:p>
+          <w:p>
+            <w:pPr>
+              <w:spacing w:after="50" w:before="0"/>
+            </w:pPr>
+            <w:r>
+              <w:rPr>
+                <w:color w:val="BBBBBB"/>
+                <w:sz w:val="18"/>
+                <w:szCs w:val="18"/>
+              </w:rPr>
+              <w:t xml:space="preserve">____________________________</w:t>
+            </w:r>
+          </w:p>
+        </w:tc>
+      </w:tr>
+    </w:tbl>
+    <w:p>
+      <w:pPr>
+        <w:spacing w:after="60" w:before="0"/>
+      </w:pPr>
+      <w:r>
+        <w:t xml:space="preserve"/>
+      </w:r>
+    </w:p>
+    <w:tbl>
+      <w:tblPr>
+        <w:tblW w:type="dxa" w:w="9360"/>
+        <w:tblBorders>
+          <w:top w:val="single" w:color="C7D2DD" w:sz="6"/>
+          <w:left w:val="single" w:color="C7D2DD" w:sz="6"/>
+          <w:bottom w:val="single" w:color="C7D2DD" w:sz="6"/>
+          <w:right w:val="single" w:color="C7D2DD" w:sz="6"/>
+          <w:insideH w:val="single" w:color="C7D2DD" w:sz="6"/>
+          <w:insideV w:val="single" w:color="C7D2DD" w:sz="6"/>
+        </w:tblBorders>
+      </w:tblPr>
+      <w:tblGrid>
+        <w:gridCol w:w="2800"/>
+        <w:gridCol w:w="3560"/>
+        <w:gridCol w:w="3000"/>
+      </w:tblGrid>
+      <w:tr>
+        <w:trPr>
+          <w:cantSplit/>
+          <w:tblHeader/>
+        </w:trPr>
+        <w:tc>
+          <w:tcPr>
+            <w:tcW w:type="dxa" w:w="2800"/>
+            <w:shd w:fill="EEF4F8" w:color="auto" w:val="clear"/>
+            <w:tcMar>
+              <w:top w:type="dxa" w:w="60"/>
+              <w:left w:type="dxa" w:w="100"/>
+              <w:bottom w:type="dxa" w:w="60"/>
+              <w:right w:type="dxa" w:w="100"/>
+            </w:tcMar>
+          </w:tcPr>
+          <w:p>
+            <w:pPr>
+              <w:spacing w:after="0" w:before="0"/>
+            </w:pPr>
+            <w:r>
+              <w:rPr>
+                <w:b/>
+                <w:bCs/>
+                <w:color w:val="0F2B3C"/>
+                <w:sz w:val="16"/>
+                <w:szCs w:val="16"/>
+              </w:rPr>
+              <w:t xml:space="preserve">CORE PROBLEM / GIVEN REPRESENTATION</w:t>
+            </w:r>
+          </w:p>
+        </w:tc>
+        <w:tc>
+          <w:tcPr>
+            <w:tcW w:type="dxa" w:w="3560"/>
+            <w:shd w:fill="EEF4F8" w:color="auto" w:val="clear"/>
+            <w:tcMar>
+              <w:top w:type="dxa" w:w="60"/>
+              <w:left w:type="dxa" w:w="100"/>
+              <w:bottom w:type="dxa" w:w="60"/>
+              <w:right w:type="dxa" w:w="100"/>
+            </w:tcMar>
+          </w:tcPr>
+          <w:p>
+            <w:pPr>
+              <w:spacing w:after="0" w:before="0"/>
+            </w:pPr>
+            <w:r>
+              <w:rPr>
+                <w:b/>
+                <w:bCs/>
+                <w:color w:val="0F2B3C"/>
+                <w:sz w:val="16"/>
+                <w:szCs w:val="16"/>
+              </w:rPr>
+              <w:t xml:space="preserve">WORKING SPACE / CALCULATION STEPS</w:t>
+            </w:r>
+          </w:p>
+        </w:tc>
+        <w:tc>
+          <w:tcPr>
+            <w:tcW w:type="dxa" w:w="3000"/>
+            <w:shd w:fill="FBF3E2" w:color="auto" w:val="clear"/>
+            <w:tcMar>
+              <w:top w:type="dxa" w:w="60"/>
+              <w:left w:type="dxa" w:w="100"/>
+              <w:bottom w:type="dxa" w:w="60"/>
+              <w:right w:type="dxa" w:w="100"/>
+            </w:tcMar>
+          </w:tcPr>
+          <w:p>
+            <w:pPr>
+              <w:spacing w:after="0" w:before="0"/>
+            </w:pPr>
+            <w:r>
+              <w:rPr>
+                <w:b/>
+                <w:bCs/>
+                <w:color w:val="7A5400"/>
+                <w:sz w:val="16"/>
+                <w:szCs w:val="16"/>
+              </w:rPr>
+              <w:t xml:space="preserve">EXPLAIN YOUR REASONING</w:t>
+            </w:r>
+          </w:p>
+        </w:tc>
+      </w:tr>
+      <w:tr>
+        <w:trPr>
+          <w:cantSplit/>
+        </w:trPr>
+        <w:tc>
+          <w:tcPr>
+            <w:tcW w:type="dxa" w:w="2800"/>
+            <w:tcMar>
+              <w:top w:type="dxa" w:w="80"/>
+              <w:left w:type="dxa" w:w="100"/>
+              <w:bottom w:type="dxa" w:w="80"/>
+              <w:right w:type="dxa" w:w="100"/>
+            </w:tcMar>
+            <w:vAlign w:val="top"/>
+          </w:tcPr>
+          <w:p>
+            <w:pPr>
+              <w:spacing w:after="40" w:before="0"/>
+            </w:pPr>
+            <w:r>
+              <w:rPr>
+                <w:b/>
+                <w:bCs/>
+                <w:color w:val="0F2B3C"/>
+                <w:sz w:val="20"/>
+                <w:szCs w:val="20"/>
+              </w:rPr>
+              <w:t xml:space="preserve">2.  Double it for the matching pair: 2 × 8 = ___</w:t>
+            </w:r>
+          </w:p>
+        </w:tc>
+        <w:tc>
+          <w:tcPr>
+            <w:tcW w:type="dxa" w:w="3560"/>
+            <w:tcMar>
+              <w:top w:type="dxa" w:w="80"/>
+              <w:left w:type="dxa" w:w="100"/>
+              <w:bottom w:type="dxa" w:w="80"/>
+              <w:right w:type="dxa" w:w="100"/>
+            </w:tcMar>
+            <w:vAlign w:val="top"/>
+          </w:tcPr>
+          <w:p>
+            <w:pPr>
+              <w:spacing w:after="50" w:before="0"/>
+            </w:pPr>
+            <w:r>
+              <w:rPr>
+                <w:color w:val="BBBBBB"/>
+                <w:sz w:val="18"/>
+                <w:szCs w:val="18"/>
+              </w:rPr>
+              <w:t xml:space="preserve">____________________________</w:t>
+            </w:r>
+          </w:p>
+          <w:p>
+            <w:pPr>
+              <w:spacing w:after="50" w:before="0"/>
+            </w:pPr>
+            <w:r>
+              <w:rPr>
+                <w:color w:val="BBBBBB"/>
+                <w:sz w:val="18"/>
+                <w:szCs w:val="18"/>
+              </w:rPr>
+              <w:t xml:space="preserve">____________________________</w:t>
+            </w:r>
+          </w:p>
+          <w:p>
+            <w:pPr>
+              <w:spacing w:after="50" w:before="0"/>
+            </w:pPr>
+            <w:r>
+              <w:rPr>
+                <w:color w:val="BBBBBB"/>
+                <w:sz w:val="18"/>
+                <w:szCs w:val="18"/>
+              </w:rPr>
+              <w:t xml:space="preserve">____________________________</w:t>
+            </w:r>
+          </w:p>
+          <w:p>
+            <w:pPr>
+              <w:spacing w:after="50" w:before="0"/>
+            </w:pPr>
+            <w:r>
+              <w:rPr>
+                <w:color w:val="BBBBBB"/>
+                <w:sz w:val="18"/>
+                <w:szCs w:val="18"/>
+              </w:rPr>
+              <w:t xml:space="preserve">____________________________</w:t>
+            </w:r>
+          </w:p>
+        </w:tc>
+        <w:tc>
+          <w:tcPr>
+            <w:tcW w:type="dxa" w:w="3000"/>
+            <w:shd w:fill="FBF3E2" w:color="auto" w:val="clear"/>
+            <w:tcMar>
+              <w:top w:type="dxa" w:w="80"/>
+              <w:left w:type="dxa" w:w="100"/>
+              <w:bottom w:type="dxa" w:w="80"/>
+              <w:right w:type="dxa" w:w="100"/>
+            </w:tcMar>
+            <w:vAlign w:val="top"/>
+          </w:tcPr>
+          <w:p>
+            <w:pPr>
+              <w:spacing w:after="30" w:before="0"/>
+            </w:pPr>
+            <w:r>
+              <w:rPr>
+                <w:b/>
+                <w:bCs/>
+                <w:color w:val="0F2B3C"/>
+                <w:sz w:val="18"/>
+                <w:szCs w:val="18"/>
+              </w:rPr>
+              <w:t xml:space="preserve">Because... ________________</w:t>
+            </w:r>
+          </w:p>
+          <w:p>
+            <w:pPr>
+              <w:spacing w:after="50" w:before="0"/>
+            </w:pPr>
+            <w:r>
+              <w:rPr>
+                <w:color w:val="BBBBBB"/>
+                <w:sz w:val="18"/>
+                <w:szCs w:val="18"/>
+              </w:rPr>
+              <w:t xml:space="preserve">____________________________</w:t>
+            </w:r>
+          </w:p>
+          <w:p>
+            <w:pPr>
+              <w:spacing w:after="30" w:before="40"/>
+            </w:pPr>
+            <w:r>
+              <w:rPr>
+                <w:b/>
+                <w:bCs/>
+                <w:color w:val="1A6FB5"/>
+                <w:sz w:val="18"/>
+                <w:szCs w:val="18"/>
+              </w:rPr>
+              <w:t xml:space="preserve">Although... _______________</w:t>
+            </w:r>
+          </w:p>
+          <w:p>
+            <w:pPr>
+              <w:spacing w:after="50" w:before="0"/>
+            </w:pPr>
+            <w:r>
+              <w:rPr>
+                <w:color w:val="BBBBBB"/>
+                <w:sz w:val="18"/>
+                <w:szCs w:val="18"/>
+              </w:rPr>
+              <w:t xml:space="preserve">____________________________</w:t>
+            </w:r>
+          </w:p>
+          <w:p>
+            <w:pPr>
+              <w:spacing w:after="30" w:before="40"/>
+            </w:pPr>
+            <w:r>
+              <w:rPr>
+                <w:b/>
+                <w:bCs/>
+                <w:color w:val="7A5400"/>
+                <w:sz w:val="18"/>
+                <w:szCs w:val="18"/>
+              </w:rPr>
+              <w:t xml:space="preserve">Therefore... ______________</w:t>
+            </w:r>
+          </w:p>
+          <w:p>
+            <w:pPr>
+              <w:spacing w:after="50" w:before="0"/>
+            </w:pPr>
+            <w:r>
+              <w:rPr>
+                <w:color w:val="BBBBBB"/>
+                <w:sz w:val="18"/>
+                <w:szCs w:val="18"/>
+              </w:rPr>
+              <w:t xml:space="preserve">____________________________</w:t>
+            </w:r>
+          </w:p>
+        </w:tc>
+      </w:tr>
+    </w:tbl>
+    <w:p>
+      <w:pPr>
+        <w:spacing w:after="60" w:before="0"/>
+      </w:pPr>
+      <w:r>
+        <w:t xml:space="preserve"/>
+      </w:r>
+    </w:p>
+    <w:tbl>
+      <w:tblPr>
+        <w:tblW w:type="dxa" w:w="9360"/>
+        <w:tblBorders>
+          <w:top w:val="single" w:color="C7D2DD" w:sz="6"/>
+          <w:left w:val="single" w:color="C7D2DD" w:sz="6"/>
+          <w:bottom w:val="single" w:color="C7D2DD" w:sz="6"/>
+          <w:right w:val="single" w:color="C7D2DD" w:sz="6"/>
+          <w:insideH w:val="single" w:color="C7D2DD" w:sz="6"/>
+          <w:insideV w:val="single" w:color="C7D2DD" w:sz="6"/>
+        </w:tblBorders>
+      </w:tblPr>
+      <w:tblGrid>
+        <w:gridCol w:w="2800"/>
+        <w:gridCol w:w="3560"/>
+        <w:gridCol w:w="3000"/>
+      </w:tblGrid>
+      <w:tr>
+        <w:trPr>
+          <w:cantSplit/>
+          <w:tblHeader/>
+        </w:trPr>
+        <w:tc>
+          <w:tcPr>
+            <w:tcW w:type="dxa" w:w="2800"/>
+            <w:shd w:fill="EEF4F8" w:color="auto" w:val="clear"/>
+            <w:tcMar>
+              <w:top w:type="dxa" w:w="60"/>
+              <w:left w:type="dxa" w:w="100"/>
+              <w:bottom w:type="dxa" w:w="60"/>
+              <w:right w:type="dxa" w:w="100"/>
+            </w:tcMar>
+          </w:tcPr>
+          <w:p>
+            <w:pPr>
+              <w:spacing w:after="0" w:before="0"/>
+            </w:pPr>
+            <w:r>
+              <w:rPr>
+                <w:b/>
+                <w:bCs/>
+                <w:color w:val="0F2B3C"/>
+                <w:sz w:val="16"/>
+                <w:szCs w:val="16"/>
+              </w:rPr>
+              <w:t xml:space="preserve">CORE PROBLEM / GIVEN REPRESENTATION</w:t>
+            </w:r>
+          </w:p>
+        </w:tc>
+        <w:tc>
+          <w:tcPr>
+            <w:tcW w:type="dxa" w:w="3560"/>
+            <w:shd w:fill="EEF4F8" w:color="auto" w:val="clear"/>
+            <w:tcMar>
+              <w:top w:type="dxa" w:w="60"/>
+              <w:left w:type="dxa" w:w="100"/>
+              <w:bottom w:type="dxa" w:w="60"/>
+              <w:right w:type="dxa" w:w="100"/>
+            </w:tcMar>
+          </w:tcPr>
+          <w:p>
+            <w:pPr>
+              <w:spacing w:after="0" w:before="0"/>
+            </w:pPr>
+            <w:r>
+              <w:rPr>
+                <w:b/>
+                <w:bCs/>
+                <w:color w:val="0F2B3C"/>
+                <w:sz w:val="16"/>
+                <w:szCs w:val="16"/>
+              </w:rPr>
+              <w:t xml:space="preserve">WORKING SPACE / CALCULATION STEPS</w:t>
+            </w:r>
+          </w:p>
+        </w:tc>
+        <w:tc>
+          <w:tcPr>
+            <w:tcW w:type="dxa" w:w="3000"/>
+            <w:shd w:fill="FBF3E2" w:color="auto" w:val="clear"/>
+            <w:tcMar>
+              <w:top w:type="dxa" w:w="60"/>
+              <w:left w:type="dxa" w:w="100"/>
+              <w:bottom w:type="dxa" w:w="60"/>
+              <w:right w:type="dxa" w:w="100"/>
+            </w:tcMar>
+          </w:tcPr>
+          <w:p>
+            <w:pPr>
+              <w:spacing w:after="0" w:before="0"/>
+            </w:pPr>
+            <w:r>
+              <w:rPr>
+                <w:b/>
+                <w:bCs/>
+                <w:color w:val="7A5400"/>
+                <w:sz w:val="16"/>
+                <w:szCs w:val="16"/>
+              </w:rPr>
+              <w:t xml:space="preserve">EXPLAIN YOUR REASONING</w:t>
+            </w:r>
+          </w:p>
+        </w:tc>
+      </w:tr>
+      <w:tr>
+        <w:trPr>
+          <w:cantSplit/>
+        </w:trPr>
+        <w:tc>
+          <w:tcPr>
+            <w:tcW w:type="dxa" w:w="2800"/>
+            <w:tcMar>
+              <w:top w:type="dxa" w:w="80"/>
+              <w:left w:type="dxa" w:w="100"/>
+              <w:bottom w:type="dxa" w:w="80"/>
+              <w:right w:type="dxa" w:w="100"/>
+            </w:tcMar>
+            <w:vAlign w:val="top"/>
+          </w:tcPr>
+          <w:p>
+            <w:pPr>
+              <w:spacing w:after="40" w:before="0"/>
+            </w:pPr>
+            <w:r>
+              <w:rPr>
+                <w:b/>
+                <w:bCs/>
+                <w:color w:val="0F2B3C"/>
+                <w:sz w:val="20"/>
+                <w:szCs w:val="20"/>
+              </w:rPr>
+              <w:t xml:space="preserve">3.  Now add another pair: 16 + 6 = ___</w:t>
+            </w:r>
+          </w:p>
+        </w:tc>
+        <w:tc>
+          <w:tcPr>
+            <w:tcW w:type="dxa" w:w="3560"/>
+            <w:tcMar>
+              <w:top w:type="dxa" w:w="80"/>
+              <w:left w:type="dxa" w:w="100"/>
+              <w:bottom w:type="dxa" w:w="80"/>
+              <w:right w:type="dxa" w:w="100"/>
+            </w:tcMar>
+            <w:vAlign w:val="top"/>
+          </w:tcPr>
+          <w:p>
+            <w:pPr>
+              <w:spacing w:after="50" w:before="0"/>
+            </w:pPr>
+            <w:r>
+              <w:rPr>
+                <w:color w:val="BBBBBB"/>
+                <w:sz w:val="18"/>
+                <w:szCs w:val="18"/>
+              </w:rPr>
+              <w:t xml:space="preserve">____________________________</w:t>
+            </w:r>
+          </w:p>
+          <w:p>
+            <w:pPr>
+              <w:spacing w:after="50" w:before="0"/>
+            </w:pPr>
+            <w:r>
+              <w:rPr>
+                <w:color w:val="BBBBBB"/>
+                <w:sz w:val="18"/>
+                <w:szCs w:val="18"/>
+              </w:rPr>
+              <w:t xml:space="preserve">____________________________</w:t>
+            </w:r>
+          </w:p>
+          <w:p>
+            <w:pPr>
+              <w:spacing w:after="50" w:before="0"/>
+            </w:pPr>
+            <w:r>
+              <w:rPr>
+                <w:color w:val="BBBBBB"/>
+                <w:sz w:val="18"/>
+                <w:szCs w:val="18"/>
+              </w:rPr>
+              <w:t xml:space="preserve">____________________________</w:t>
+            </w:r>
+          </w:p>
+          <w:p>
+            <w:pPr>
+              <w:spacing w:after="50" w:before="0"/>
+            </w:pPr>
+            <w:r>
+              <w:rPr>
+                <w:color w:val="BBBBBB"/>
+                <w:sz w:val="18"/>
+                <w:szCs w:val="18"/>
+              </w:rPr>
+              <w:t xml:space="preserve">____________________________</w:t>
+            </w:r>
+          </w:p>
+        </w:tc>
+        <w:tc>
+          <w:tcPr>
+            <w:tcW w:type="dxa" w:w="3000"/>
+            <w:shd w:fill="FBF3E2" w:color="auto" w:val="clear"/>
+            <w:tcMar>
+              <w:top w:type="dxa" w:w="80"/>
+              <w:left w:type="dxa" w:w="100"/>
+              <w:bottom w:type="dxa" w:w="80"/>
+              <w:right w:type="dxa" w:w="100"/>
+            </w:tcMar>
+            <w:vAlign w:val="top"/>
+          </w:tcPr>
+          <w:p>
+            <w:pPr>
+              <w:spacing w:after="30" w:before="0"/>
+            </w:pPr>
+            <w:r>
+              <w:rPr>
+                <w:b/>
+                <w:bCs/>
+                <w:color w:val="0F2B3C"/>
+                <w:sz w:val="18"/>
+                <w:szCs w:val="18"/>
+              </w:rPr>
+              <w:t xml:space="preserve">Because... ________________</w:t>
+            </w:r>
+          </w:p>
+          <w:p>
+            <w:pPr>
+              <w:spacing w:after="50" w:before="0"/>
+            </w:pPr>
+            <w:r>
+              <w:rPr>
+                <w:color w:val="BBBBBB"/>
+                <w:sz w:val="18"/>
+                <w:szCs w:val="18"/>
+              </w:rPr>
+              <w:t xml:space="preserve">____________________________</w:t>
+            </w:r>
+          </w:p>
+          <w:p>
+            <w:pPr>
+              <w:spacing w:after="30" w:before="40"/>
+            </w:pPr>
+            <w:r>
+              <w:rPr>
+                <w:b/>
+                <w:bCs/>
+                <w:color w:val="1A6FB5"/>
+                <w:sz w:val="18"/>
+                <w:szCs w:val="18"/>
+              </w:rPr>
+              <w:t xml:space="preserve">Although... _______________</w:t>
+            </w:r>
+          </w:p>
+          <w:p>
+            <w:pPr>
+              <w:spacing w:after="50" w:before="0"/>
+            </w:pPr>
+            <w:r>
+              <w:rPr>
+                <w:color w:val="BBBBBB"/>
+                <w:sz w:val="18"/>
+                <w:szCs w:val="18"/>
+              </w:rPr>
+              <w:t xml:space="preserve">____________________________</w:t>
+            </w:r>
+          </w:p>
+          <w:p>
+            <w:pPr>
+              <w:spacing w:after="30" w:before="40"/>
+            </w:pPr>
+            <w:r>
+              <w:rPr>
+                <w:b/>
+                <w:bCs/>
+                <w:color w:val="7A5400"/>
+                <w:sz w:val="18"/>
+                <w:szCs w:val="18"/>
+              </w:rPr>
+              <w:t xml:space="preserve">Therefore... ______________</w:t>
+            </w:r>
+          </w:p>
+          <w:p>
+            <w:pPr>
+              <w:spacing w:after="50" w:before="0"/>
+            </w:pPr>
+            <w:r>
+              <w:rPr>
+                <w:color w:val="BBBBBB"/>
+                <w:sz w:val="18"/>
+                <w:szCs w:val="18"/>
+              </w:rPr>
+              <w:t xml:space="preserve">____________________________</w:t>
+            </w:r>
+          </w:p>
+        </w:tc>
+      </w:tr>
+    </w:tbl>
+    <w:p>
+      <w:pPr>
+        <w:spacing w:after="60" w:before="0"/>
+      </w:pPr>
+      <w:r>
+        <w:t xml:space="preserve"/>
       </w:r>
     </w:p>
     <w:p>
@@ -225,86 +2326,935 @@
         <w:t xml:space="preserve">Double faces and add the pairs.</w:t>
       </w:r>
     </w:p>
-    <w:p>
-      <w:pPr>
-        <w:spacing w:after="40" w:before="0"/>
-      </w:pPr>
-      <w:r>
-        <w:rPr>
-          <w:sz w:val="22"/>
-          <w:szCs w:val="22"/>
-        </w:rPr>
-        <w:t xml:space="preserve">1.  A face is 5 × 3. Doubled pair = 2 × (5 × 3) = ___</w:t>
-      </w:r>
-    </w:p>
-    <w:p>
-      <w:pPr>
-        <w:spacing w:after="80" w:before="0"/>
-      </w:pPr>
-      <w:r>
-        <w:rPr>
-          <w:color w:val="BBBBBB"/>
-        </w:rPr>
-        <w:t xml:space="preserve">____________________________________________________</w:t>
-      </w:r>
-    </w:p>
-    <w:p>
-      <w:pPr>
-        <w:spacing w:after="40" w:before="0"/>
-      </w:pPr>
-      <w:r>
-        <w:rPr>
-          <w:sz w:val="22"/>
-          <w:szCs w:val="22"/>
-        </w:rPr>
-        <w:t xml:space="preserve">2.  Three pairs of faces total 20, 12, and 6. Add them: ___</w:t>
-      </w:r>
-    </w:p>
-    <w:p>
-      <w:pPr>
-        <w:spacing w:after="80" w:before="0"/>
-      </w:pPr>
-      <w:r>
-        <w:rPr>
-          <w:color w:val="BBBBBB"/>
-        </w:rPr>
-        <w:t xml:space="preserve">____________________________________________________</w:t>
-      </w:r>
-    </w:p>
-    <w:p>
-      <w:pPr>
-        <w:spacing w:after="40" w:before="0"/>
-      </w:pPr>
-      <w:r>
-        <w:rPr>
-          <w:sz w:val="22"/>
-          <w:szCs w:val="22"/>
-        </w:rPr>
-        <w:t xml:space="preserve">3.  How many matching pairs of faces does a box have?</w:t>
-      </w:r>
-    </w:p>
-    <w:p>
-      <w:pPr>
-        <w:spacing w:after="40" w:before="0"/>
-      </w:pPr>
-      <w:r>
-        <w:rPr>
-          <w:color w:val="5E6E7E"/>
-          <w:sz w:val="20"/>
-          <w:szCs w:val="20"/>
-        </w:rPr>
-        <w:t xml:space="preserve">     choices: 2   /   3   /   6   /   1</w:t>
-      </w:r>
-    </w:p>
-    <w:p>
-      <w:pPr>
-        <w:spacing w:after="80" w:before="0"/>
-      </w:pPr>
-      <w:r>
-        <w:rPr>
-          <w:color w:val="BBBBBB"/>
-        </w:rPr>
-        <w:t xml:space="preserve">____________________________________________________</w:t>
+    <w:tbl>
+      <w:tblPr>
+        <w:tblW w:type="dxa" w:w="9360"/>
+        <w:tblBorders>
+          <w:top w:val="single" w:color="C7D2DD" w:sz="6"/>
+          <w:left w:val="single" w:color="C7D2DD" w:sz="6"/>
+          <w:bottom w:val="single" w:color="C7D2DD" w:sz="6"/>
+          <w:right w:val="single" w:color="C7D2DD" w:sz="6"/>
+          <w:insideH w:val="single" w:color="C7D2DD" w:sz="6"/>
+          <w:insideV w:val="single" w:color="C7D2DD" w:sz="6"/>
+        </w:tblBorders>
+      </w:tblPr>
+      <w:tblGrid>
+        <w:gridCol w:w="2800"/>
+        <w:gridCol w:w="3560"/>
+        <w:gridCol w:w="3000"/>
+      </w:tblGrid>
+      <w:tr>
+        <w:trPr>
+          <w:cantSplit/>
+          <w:tblHeader/>
+        </w:trPr>
+        <w:tc>
+          <w:tcPr>
+            <w:tcW w:type="dxa" w:w="2800"/>
+            <w:shd w:fill="EEF4F8" w:color="auto" w:val="clear"/>
+            <w:tcMar>
+              <w:top w:type="dxa" w:w="60"/>
+              <w:left w:type="dxa" w:w="100"/>
+              <w:bottom w:type="dxa" w:w="60"/>
+              <w:right w:type="dxa" w:w="100"/>
+            </w:tcMar>
+          </w:tcPr>
+          <w:p>
+            <w:pPr>
+              <w:spacing w:after="0" w:before="0"/>
+            </w:pPr>
+            <w:r>
+              <w:rPr>
+                <w:b/>
+                <w:bCs/>
+                <w:color w:val="0F2B3C"/>
+                <w:sz w:val="16"/>
+                <w:szCs w:val="16"/>
+              </w:rPr>
+              <w:t xml:space="preserve">CORE PROBLEM / GIVEN REPRESENTATION</w:t>
+            </w:r>
+          </w:p>
+        </w:tc>
+        <w:tc>
+          <w:tcPr>
+            <w:tcW w:type="dxa" w:w="3560"/>
+            <w:shd w:fill="EEF4F8" w:color="auto" w:val="clear"/>
+            <w:tcMar>
+              <w:top w:type="dxa" w:w="60"/>
+              <w:left w:type="dxa" w:w="100"/>
+              <w:bottom w:type="dxa" w:w="60"/>
+              <w:right w:type="dxa" w:w="100"/>
+            </w:tcMar>
+          </w:tcPr>
+          <w:p>
+            <w:pPr>
+              <w:spacing w:after="0" w:before="0"/>
+            </w:pPr>
+            <w:r>
+              <w:rPr>
+                <w:b/>
+                <w:bCs/>
+                <w:color w:val="0F2B3C"/>
+                <w:sz w:val="16"/>
+                <w:szCs w:val="16"/>
+              </w:rPr>
+              <w:t xml:space="preserve">WORKING SPACE / CALCULATION STEPS</w:t>
+            </w:r>
+          </w:p>
+        </w:tc>
+        <w:tc>
+          <w:tcPr>
+            <w:tcW w:type="dxa" w:w="3000"/>
+            <w:shd w:fill="FBF3E2" w:color="auto" w:val="clear"/>
+            <w:tcMar>
+              <w:top w:type="dxa" w:w="60"/>
+              <w:left w:type="dxa" w:w="100"/>
+              <w:bottom w:type="dxa" w:w="60"/>
+              <w:right w:type="dxa" w:w="100"/>
+            </w:tcMar>
+          </w:tcPr>
+          <w:p>
+            <w:pPr>
+              <w:spacing w:after="0" w:before="0"/>
+            </w:pPr>
+            <w:r>
+              <w:rPr>
+                <w:b/>
+                <w:bCs/>
+                <w:color w:val="7A5400"/>
+                <w:sz w:val="16"/>
+                <w:szCs w:val="16"/>
+              </w:rPr>
+              <w:t xml:space="preserve">EXPLAIN YOUR REASONING</w:t>
+            </w:r>
+          </w:p>
+        </w:tc>
+      </w:tr>
+      <w:tr>
+        <w:trPr>
+          <w:cantSplit/>
+        </w:trPr>
+        <w:tc>
+          <w:tcPr>
+            <w:tcW w:type="dxa" w:w="2800"/>
+            <w:tcMar>
+              <w:top w:type="dxa" w:w="80"/>
+              <w:left w:type="dxa" w:w="100"/>
+              <w:bottom w:type="dxa" w:w="80"/>
+              <w:right w:type="dxa" w:w="100"/>
+            </w:tcMar>
+            <w:vAlign w:val="top"/>
+          </w:tcPr>
+          <w:p>
+            <w:pPr>
+              <w:spacing w:after="40" w:before="0"/>
+            </w:pPr>
+            <w:r>
+              <w:rPr>
+                <w:b/>
+                <w:bCs/>
+                <w:color w:val="0F2B3C"/>
+                <w:sz w:val="20"/>
+                <w:szCs w:val="20"/>
+              </w:rPr>
+              <w:t xml:space="preserve">1.  A face is 5 × 3. Doubled pair = 2 × (5 × 3) = ___</w:t>
+            </w:r>
+          </w:p>
+        </w:tc>
+        <w:tc>
+          <w:tcPr>
+            <w:tcW w:type="dxa" w:w="3560"/>
+            <w:tcMar>
+              <w:top w:type="dxa" w:w="80"/>
+              <w:left w:type="dxa" w:w="100"/>
+              <w:bottom w:type="dxa" w:w="80"/>
+              <w:right w:type="dxa" w:w="100"/>
+            </w:tcMar>
+            <w:vAlign w:val="top"/>
+          </w:tcPr>
+          <w:p>
+            <w:pPr>
+              <w:spacing w:after="50" w:before="0"/>
+            </w:pPr>
+            <w:r>
+              <w:rPr>
+                <w:color w:val="BBBBBB"/>
+                <w:sz w:val="18"/>
+                <w:szCs w:val="18"/>
+              </w:rPr>
+              <w:t xml:space="preserve">____________________________</w:t>
+            </w:r>
+          </w:p>
+          <w:p>
+            <w:pPr>
+              <w:spacing w:after="50" w:before="0"/>
+            </w:pPr>
+            <w:r>
+              <w:rPr>
+                <w:color w:val="BBBBBB"/>
+                <w:sz w:val="18"/>
+                <w:szCs w:val="18"/>
+              </w:rPr>
+              <w:t xml:space="preserve">____________________________</w:t>
+            </w:r>
+          </w:p>
+          <w:p>
+            <w:pPr>
+              <w:spacing w:after="50" w:before="0"/>
+            </w:pPr>
+            <w:r>
+              <w:rPr>
+                <w:color w:val="BBBBBB"/>
+                <w:sz w:val="18"/>
+                <w:szCs w:val="18"/>
+              </w:rPr>
+              <w:t xml:space="preserve">____________________________</w:t>
+            </w:r>
+          </w:p>
+          <w:p>
+            <w:pPr>
+              <w:spacing w:after="50" w:before="0"/>
+            </w:pPr>
+            <w:r>
+              <w:rPr>
+                <w:color w:val="BBBBBB"/>
+                <w:sz w:val="18"/>
+                <w:szCs w:val="18"/>
+              </w:rPr>
+              <w:t xml:space="preserve">____________________________</w:t>
+            </w:r>
+          </w:p>
+        </w:tc>
+        <w:tc>
+          <w:tcPr>
+            <w:tcW w:type="dxa" w:w="3000"/>
+            <w:shd w:fill="FBF3E2" w:color="auto" w:val="clear"/>
+            <w:tcMar>
+              <w:top w:type="dxa" w:w="80"/>
+              <w:left w:type="dxa" w:w="100"/>
+              <w:bottom w:type="dxa" w:w="80"/>
+              <w:right w:type="dxa" w:w="100"/>
+            </w:tcMar>
+            <w:vAlign w:val="top"/>
+          </w:tcPr>
+          <w:p>
+            <w:pPr>
+              <w:spacing w:after="30" w:before="0"/>
+            </w:pPr>
+            <w:r>
+              <w:rPr>
+                <w:b/>
+                <w:bCs/>
+                <w:color w:val="0F2B3C"/>
+                <w:sz w:val="18"/>
+                <w:szCs w:val="18"/>
+              </w:rPr>
+              <w:t xml:space="preserve">Because... ________________</w:t>
+            </w:r>
+          </w:p>
+          <w:p>
+            <w:pPr>
+              <w:spacing w:after="50" w:before="0"/>
+            </w:pPr>
+            <w:r>
+              <w:rPr>
+                <w:color w:val="BBBBBB"/>
+                <w:sz w:val="18"/>
+                <w:szCs w:val="18"/>
+              </w:rPr>
+              <w:t xml:space="preserve">____________________________</w:t>
+            </w:r>
+          </w:p>
+          <w:p>
+            <w:pPr>
+              <w:spacing w:after="30" w:before="40"/>
+            </w:pPr>
+            <w:r>
+              <w:rPr>
+                <w:b/>
+                <w:bCs/>
+                <w:color w:val="1A6FB5"/>
+                <w:sz w:val="18"/>
+                <w:szCs w:val="18"/>
+              </w:rPr>
+              <w:t xml:space="preserve">Although... _______________</w:t>
+            </w:r>
+          </w:p>
+          <w:p>
+            <w:pPr>
+              <w:spacing w:after="50" w:before="0"/>
+            </w:pPr>
+            <w:r>
+              <w:rPr>
+                <w:color w:val="BBBBBB"/>
+                <w:sz w:val="18"/>
+                <w:szCs w:val="18"/>
+              </w:rPr>
+              <w:t xml:space="preserve">____________________________</w:t>
+            </w:r>
+          </w:p>
+          <w:p>
+            <w:pPr>
+              <w:spacing w:after="30" w:before="40"/>
+            </w:pPr>
+            <w:r>
+              <w:rPr>
+                <w:b/>
+                <w:bCs/>
+                <w:color w:val="7A5400"/>
+                <w:sz w:val="18"/>
+                <w:szCs w:val="18"/>
+              </w:rPr>
+              <w:t xml:space="preserve">Therefore... ______________</w:t>
+            </w:r>
+          </w:p>
+          <w:p>
+            <w:pPr>
+              <w:spacing w:after="50" w:before="0"/>
+            </w:pPr>
+            <w:r>
+              <w:rPr>
+                <w:color w:val="BBBBBB"/>
+                <w:sz w:val="18"/>
+                <w:szCs w:val="18"/>
+              </w:rPr>
+              <w:t xml:space="preserve">____________________________</w:t>
+            </w:r>
+          </w:p>
+        </w:tc>
+      </w:tr>
+    </w:tbl>
+    <w:p>
+      <w:pPr>
+        <w:spacing w:after="60" w:before="0"/>
+      </w:pPr>
+      <w:r>
+        <w:t xml:space="preserve"/>
+      </w:r>
+    </w:p>
+    <w:tbl>
+      <w:tblPr>
+        <w:tblW w:type="dxa" w:w="9360"/>
+        <w:tblBorders>
+          <w:top w:val="single" w:color="C7D2DD" w:sz="6"/>
+          <w:left w:val="single" w:color="C7D2DD" w:sz="6"/>
+          <w:bottom w:val="single" w:color="C7D2DD" w:sz="6"/>
+          <w:right w:val="single" w:color="C7D2DD" w:sz="6"/>
+          <w:insideH w:val="single" w:color="C7D2DD" w:sz="6"/>
+          <w:insideV w:val="single" w:color="C7D2DD" w:sz="6"/>
+        </w:tblBorders>
+      </w:tblPr>
+      <w:tblGrid>
+        <w:gridCol w:w="2800"/>
+        <w:gridCol w:w="3560"/>
+        <w:gridCol w:w="3000"/>
+      </w:tblGrid>
+      <w:tr>
+        <w:trPr>
+          <w:cantSplit/>
+          <w:tblHeader/>
+        </w:trPr>
+        <w:tc>
+          <w:tcPr>
+            <w:tcW w:type="dxa" w:w="2800"/>
+            <w:shd w:fill="EEF4F8" w:color="auto" w:val="clear"/>
+            <w:tcMar>
+              <w:top w:type="dxa" w:w="60"/>
+              <w:left w:type="dxa" w:w="100"/>
+              <w:bottom w:type="dxa" w:w="60"/>
+              <w:right w:type="dxa" w:w="100"/>
+            </w:tcMar>
+          </w:tcPr>
+          <w:p>
+            <w:pPr>
+              <w:spacing w:after="0" w:before="0"/>
+            </w:pPr>
+            <w:r>
+              <w:rPr>
+                <w:b/>
+                <w:bCs/>
+                <w:color w:val="0F2B3C"/>
+                <w:sz w:val="16"/>
+                <w:szCs w:val="16"/>
+              </w:rPr>
+              <w:t xml:space="preserve">CORE PROBLEM / GIVEN REPRESENTATION</w:t>
+            </w:r>
+          </w:p>
+        </w:tc>
+        <w:tc>
+          <w:tcPr>
+            <w:tcW w:type="dxa" w:w="3560"/>
+            <w:shd w:fill="EEF4F8" w:color="auto" w:val="clear"/>
+            <w:tcMar>
+              <w:top w:type="dxa" w:w="60"/>
+              <w:left w:type="dxa" w:w="100"/>
+              <w:bottom w:type="dxa" w:w="60"/>
+              <w:right w:type="dxa" w:w="100"/>
+            </w:tcMar>
+          </w:tcPr>
+          <w:p>
+            <w:pPr>
+              <w:spacing w:after="0" w:before="0"/>
+            </w:pPr>
+            <w:r>
+              <w:rPr>
+                <w:b/>
+                <w:bCs/>
+                <w:color w:val="0F2B3C"/>
+                <w:sz w:val="16"/>
+                <w:szCs w:val="16"/>
+              </w:rPr>
+              <w:t xml:space="preserve">WORKING SPACE / CALCULATION STEPS</w:t>
+            </w:r>
+          </w:p>
+        </w:tc>
+        <w:tc>
+          <w:tcPr>
+            <w:tcW w:type="dxa" w:w="3000"/>
+            <w:shd w:fill="FBF3E2" w:color="auto" w:val="clear"/>
+            <w:tcMar>
+              <w:top w:type="dxa" w:w="60"/>
+              <w:left w:type="dxa" w:w="100"/>
+              <w:bottom w:type="dxa" w:w="60"/>
+              <w:right w:type="dxa" w:w="100"/>
+            </w:tcMar>
+          </w:tcPr>
+          <w:p>
+            <w:pPr>
+              <w:spacing w:after="0" w:before="0"/>
+            </w:pPr>
+            <w:r>
+              <w:rPr>
+                <w:b/>
+                <w:bCs/>
+                <w:color w:val="7A5400"/>
+                <w:sz w:val="16"/>
+                <w:szCs w:val="16"/>
+              </w:rPr>
+              <w:t xml:space="preserve">EXPLAIN YOUR REASONING</w:t>
+            </w:r>
+          </w:p>
+        </w:tc>
+      </w:tr>
+      <w:tr>
+        <w:trPr>
+          <w:cantSplit/>
+        </w:trPr>
+        <w:tc>
+          <w:tcPr>
+            <w:tcW w:type="dxa" w:w="2800"/>
+            <w:tcMar>
+              <w:top w:type="dxa" w:w="80"/>
+              <w:left w:type="dxa" w:w="100"/>
+              <w:bottom w:type="dxa" w:w="80"/>
+              <w:right w:type="dxa" w:w="100"/>
+            </w:tcMar>
+            <w:vAlign w:val="top"/>
+          </w:tcPr>
+          <w:p>
+            <w:pPr>
+              <w:spacing w:after="40" w:before="0"/>
+            </w:pPr>
+            <w:r>
+              <w:rPr>
+                <w:b/>
+                <w:bCs/>
+                <w:color w:val="0F2B3C"/>
+                <w:sz w:val="20"/>
+                <w:szCs w:val="20"/>
+              </w:rPr>
+              <w:t xml:space="preserve">2.  Three pairs of faces total 20, 12, and 6. Add them: ___</w:t>
+            </w:r>
+          </w:p>
+        </w:tc>
+        <w:tc>
+          <w:tcPr>
+            <w:tcW w:type="dxa" w:w="3560"/>
+            <w:tcMar>
+              <w:top w:type="dxa" w:w="80"/>
+              <w:left w:type="dxa" w:w="100"/>
+              <w:bottom w:type="dxa" w:w="80"/>
+              <w:right w:type="dxa" w:w="100"/>
+            </w:tcMar>
+            <w:vAlign w:val="top"/>
+          </w:tcPr>
+          <w:p>
+            <w:pPr>
+              <w:spacing w:after="50" w:before="0"/>
+            </w:pPr>
+            <w:r>
+              <w:rPr>
+                <w:color w:val="BBBBBB"/>
+                <w:sz w:val="18"/>
+                <w:szCs w:val="18"/>
+              </w:rPr>
+              <w:t xml:space="preserve">____________________________</w:t>
+            </w:r>
+          </w:p>
+          <w:p>
+            <w:pPr>
+              <w:spacing w:after="50" w:before="0"/>
+            </w:pPr>
+            <w:r>
+              <w:rPr>
+                <w:color w:val="BBBBBB"/>
+                <w:sz w:val="18"/>
+                <w:szCs w:val="18"/>
+              </w:rPr>
+              <w:t xml:space="preserve">____________________________</w:t>
+            </w:r>
+          </w:p>
+          <w:p>
+            <w:pPr>
+              <w:spacing w:after="50" w:before="0"/>
+            </w:pPr>
+            <w:r>
+              <w:rPr>
+                <w:color w:val="BBBBBB"/>
+                <w:sz w:val="18"/>
+                <w:szCs w:val="18"/>
+              </w:rPr>
+              <w:t xml:space="preserve">____________________________</w:t>
+            </w:r>
+          </w:p>
+          <w:p>
+            <w:pPr>
+              <w:spacing w:after="50" w:before="0"/>
+            </w:pPr>
+            <w:r>
+              <w:rPr>
+                <w:color w:val="BBBBBB"/>
+                <w:sz w:val="18"/>
+                <w:szCs w:val="18"/>
+              </w:rPr>
+              <w:t xml:space="preserve">____________________________</w:t>
+            </w:r>
+          </w:p>
+        </w:tc>
+        <w:tc>
+          <w:tcPr>
+            <w:tcW w:type="dxa" w:w="3000"/>
+            <w:shd w:fill="FBF3E2" w:color="auto" w:val="clear"/>
+            <w:tcMar>
+              <w:top w:type="dxa" w:w="80"/>
+              <w:left w:type="dxa" w:w="100"/>
+              <w:bottom w:type="dxa" w:w="80"/>
+              <w:right w:type="dxa" w:w="100"/>
+            </w:tcMar>
+            <w:vAlign w:val="top"/>
+          </w:tcPr>
+          <w:p>
+            <w:pPr>
+              <w:spacing w:after="30" w:before="0"/>
+            </w:pPr>
+            <w:r>
+              <w:rPr>
+                <w:b/>
+                <w:bCs/>
+                <w:color w:val="0F2B3C"/>
+                <w:sz w:val="18"/>
+                <w:szCs w:val="18"/>
+              </w:rPr>
+              <w:t xml:space="preserve">Because... ________________</w:t>
+            </w:r>
+          </w:p>
+          <w:p>
+            <w:pPr>
+              <w:spacing w:after="50" w:before="0"/>
+            </w:pPr>
+            <w:r>
+              <w:rPr>
+                <w:color w:val="BBBBBB"/>
+                <w:sz w:val="18"/>
+                <w:szCs w:val="18"/>
+              </w:rPr>
+              <w:t xml:space="preserve">____________________________</w:t>
+            </w:r>
+          </w:p>
+          <w:p>
+            <w:pPr>
+              <w:spacing w:after="30" w:before="40"/>
+            </w:pPr>
+            <w:r>
+              <w:rPr>
+                <w:b/>
+                <w:bCs/>
+                <w:color w:val="1A6FB5"/>
+                <w:sz w:val="18"/>
+                <w:szCs w:val="18"/>
+              </w:rPr>
+              <w:t xml:space="preserve">Although... _______________</w:t>
+            </w:r>
+          </w:p>
+          <w:p>
+            <w:pPr>
+              <w:spacing w:after="50" w:before="0"/>
+            </w:pPr>
+            <w:r>
+              <w:rPr>
+                <w:color w:val="BBBBBB"/>
+                <w:sz w:val="18"/>
+                <w:szCs w:val="18"/>
+              </w:rPr>
+              <w:t xml:space="preserve">____________________________</w:t>
+            </w:r>
+          </w:p>
+          <w:p>
+            <w:pPr>
+              <w:spacing w:after="30" w:before="40"/>
+            </w:pPr>
+            <w:r>
+              <w:rPr>
+                <w:b/>
+                <w:bCs/>
+                <w:color w:val="7A5400"/>
+                <w:sz w:val="18"/>
+                <w:szCs w:val="18"/>
+              </w:rPr>
+              <w:t xml:space="preserve">Therefore... ______________</w:t>
+            </w:r>
+          </w:p>
+          <w:p>
+            <w:pPr>
+              <w:spacing w:after="50" w:before="0"/>
+            </w:pPr>
+            <w:r>
+              <w:rPr>
+                <w:color w:val="BBBBBB"/>
+                <w:sz w:val="18"/>
+                <w:szCs w:val="18"/>
+              </w:rPr>
+              <w:t xml:space="preserve">____________________________</w:t>
+            </w:r>
+          </w:p>
+        </w:tc>
+      </w:tr>
+    </w:tbl>
+    <w:p>
+      <w:pPr>
+        <w:spacing w:after="60" w:before="0"/>
+      </w:pPr>
+      <w:r>
+        <w:t xml:space="preserve"/>
+      </w:r>
+    </w:p>
+    <w:tbl>
+      <w:tblPr>
+        <w:tblW w:type="dxa" w:w="9360"/>
+        <w:tblBorders>
+          <w:top w:val="single" w:color="C7D2DD" w:sz="6"/>
+          <w:left w:val="single" w:color="C7D2DD" w:sz="6"/>
+          <w:bottom w:val="single" w:color="C7D2DD" w:sz="6"/>
+          <w:right w:val="single" w:color="C7D2DD" w:sz="6"/>
+          <w:insideH w:val="single" w:color="C7D2DD" w:sz="6"/>
+          <w:insideV w:val="single" w:color="C7D2DD" w:sz="6"/>
+        </w:tblBorders>
+      </w:tblPr>
+      <w:tblGrid>
+        <w:gridCol w:w="2800"/>
+        <w:gridCol w:w="3560"/>
+        <w:gridCol w:w="3000"/>
+      </w:tblGrid>
+      <w:tr>
+        <w:trPr>
+          <w:cantSplit/>
+          <w:tblHeader/>
+        </w:trPr>
+        <w:tc>
+          <w:tcPr>
+            <w:tcW w:type="dxa" w:w="2800"/>
+            <w:shd w:fill="EEF4F8" w:color="auto" w:val="clear"/>
+            <w:tcMar>
+              <w:top w:type="dxa" w:w="60"/>
+              <w:left w:type="dxa" w:w="100"/>
+              <w:bottom w:type="dxa" w:w="60"/>
+              <w:right w:type="dxa" w:w="100"/>
+            </w:tcMar>
+          </w:tcPr>
+          <w:p>
+            <w:pPr>
+              <w:spacing w:after="0" w:before="0"/>
+            </w:pPr>
+            <w:r>
+              <w:rPr>
+                <w:b/>
+                <w:bCs/>
+                <w:color w:val="0F2B3C"/>
+                <w:sz w:val="16"/>
+                <w:szCs w:val="16"/>
+              </w:rPr>
+              <w:t xml:space="preserve">CORE PROBLEM / GIVEN REPRESENTATION</w:t>
+            </w:r>
+          </w:p>
+        </w:tc>
+        <w:tc>
+          <w:tcPr>
+            <w:tcW w:type="dxa" w:w="3560"/>
+            <w:shd w:fill="EEF4F8" w:color="auto" w:val="clear"/>
+            <w:tcMar>
+              <w:top w:type="dxa" w:w="60"/>
+              <w:left w:type="dxa" w:w="100"/>
+              <w:bottom w:type="dxa" w:w="60"/>
+              <w:right w:type="dxa" w:w="100"/>
+            </w:tcMar>
+          </w:tcPr>
+          <w:p>
+            <w:pPr>
+              <w:spacing w:after="0" w:before="0"/>
+            </w:pPr>
+            <w:r>
+              <w:rPr>
+                <w:b/>
+                <w:bCs/>
+                <w:color w:val="0F2B3C"/>
+                <w:sz w:val="16"/>
+                <w:szCs w:val="16"/>
+              </w:rPr>
+              <w:t xml:space="preserve">WORKING SPACE / CALCULATION STEPS</w:t>
+            </w:r>
+          </w:p>
+        </w:tc>
+        <w:tc>
+          <w:tcPr>
+            <w:tcW w:type="dxa" w:w="3000"/>
+            <w:shd w:fill="FBF3E2" w:color="auto" w:val="clear"/>
+            <w:tcMar>
+              <w:top w:type="dxa" w:w="60"/>
+              <w:left w:type="dxa" w:w="100"/>
+              <w:bottom w:type="dxa" w:w="60"/>
+              <w:right w:type="dxa" w:w="100"/>
+            </w:tcMar>
+          </w:tcPr>
+          <w:p>
+            <w:pPr>
+              <w:spacing w:after="0" w:before="0"/>
+            </w:pPr>
+            <w:r>
+              <w:rPr>
+                <w:b/>
+                <w:bCs/>
+                <w:color w:val="7A5400"/>
+                <w:sz w:val="16"/>
+                <w:szCs w:val="16"/>
+              </w:rPr>
+              <w:t xml:space="preserve">EXPLAIN YOUR REASONING</w:t>
+            </w:r>
+          </w:p>
+        </w:tc>
+      </w:tr>
+      <w:tr>
+        <w:trPr>
+          <w:cantSplit/>
+        </w:trPr>
+        <w:tc>
+          <w:tcPr>
+            <w:tcW w:type="dxa" w:w="2800"/>
+            <w:tcMar>
+              <w:top w:type="dxa" w:w="80"/>
+              <w:left w:type="dxa" w:w="100"/>
+              <w:bottom w:type="dxa" w:w="80"/>
+              <w:right w:type="dxa" w:w="100"/>
+            </w:tcMar>
+            <w:vAlign w:val="top"/>
+          </w:tcPr>
+          <w:p>
+            <w:pPr>
+              <w:spacing w:after="40" w:before="0"/>
+            </w:pPr>
+            <w:r>
+              <w:rPr>
+                <w:b/>
+                <w:bCs/>
+                <w:color w:val="0F2B3C"/>
+                <w:sz w:val="20"/>
+                <w:szCs w:val="20"/>
+              </w:rPr>
+              <w:t xml:space="preserve">3.  How many matching pairs of faces does a box have?</w:t>
+            </w:r>
+          </w:p>
+          <w:p>
+            <w:pPr>
+              <w:spacing w:after="0" w:before="0"/>
+            </w:pPr>
+            <w:r>
+              <w:rPr>
+                <w:color w:val="5E6E7E"/>
+                <w:sz w:val="18"/>
+                <w:szCs w:val="18"/>
+              </w:rPr>
+              <w:t xml:space="preserve">Choices: 2   /   3   /   6   /   1</w:t>
+            </w:r>
+          </w:p>
+        </w:tc>
+        <w:tc>
+          <w:tcPr>
+            <w:tcW w:type="dxa" w:w="3560"/>
+            <w:tcMar>
+              <w:top w:type="dxa" w:w="80"/>
+              <w:left w:type="dxa" w:w="100"/>
+              <w:bottom w:type="dxa" w:w="80"/>
+              <w:right w:type="dxa" w:w="100"/>
+            </w:tcMar>
+            <w:vAlign w:val="top"/>
+          </w:tcPr>
+          <w:p>
+            <w:pPr>
+              <w:spacing w:after="50" w:before="0"/>
+            </w:pPr>
+            <w:r>
+              <w:rPr>
+                <w:color w:val="BBBBBB"/>
+                <w:sz w:val="18"/>
+                <w:szCs w:val="18"/>
+              </w:rPr>
+              <w:t xml:space="preserve">____________________________</w:t>
+            </w:r>
+          </w:p>
+          <w:p>
+            <w:pPr>
+              <w:spacing w:after="50" w:before="0"/>
+            </w:pPr>
+            <w:r>
+              <w:rPr>
+                <w:color w:val="BBBBBB"/>
+                <w:sz w:val="18"/>
+                <w:szCs w:val="18"/>
+              </w:rPr>
+              <w:t xml:space="preserve">____________________________</w:t>
+            </w:r>
+          </w:p>
+          <w:p>
+            <w:pPr>
+              <w:spacing w:after="50" w:before="0"/>
+            </w:pPr>
+            <w:r>
+              <w:rPr>
+                <w:color w:val="BBBBBB"/>
+                <w:sz w:val="18"/>
+                <w:szCs w:val="18"/>
+              </w:rPr>
+              <w:t xml:space="preserve">____________________________</w:t>
+            </w:r>
+          </w:p>
+          <w:p>
+            <w:pPr>
+              <w:spacing w:after="50" w:before="0"/>
+            </w:pPr>
+            <w:r>
+              <w:rPr>
+                <w:color w:val="BBBBBB"/>
+                <w:sz w:val="18"/>
+                <w:szCs w:val="18"/>
+              </w:rPr>
+              <w:t xml:space="preserve">____________________________</w:t>
+            </w:r>
+          </w:p>
+        </w:tc>
+        <w:tc>
+          <w:tcPr>
+            <w:tcW w:type="dxa" w:w="3000"/>
+            <w:shd w:fill="FBF3E2" w:color="auto" w:val="clear"/>
+            <w:tcMar>
+              <w:top w:type="dxa" w:w="80"/>
+              <w:left w:type="dxa" w:w="100"/>
+              <w:bottom w:type="dxa" w:w="80"/>
+              <w:right w:type="dxa" w:w="100"/>
+            </w:tcMar>
+            <w:vAlign w:val="top"/>
+          </w:tcPr>
+          <w:p>
+            <w:pPr>
+              <w:spacing w:after="30" w:before="0"/>
+            </w:pPr>
+            <w:r>
+              <w:rPr>
+                <w:b/>
+                <w:bCs/>
+                <w:color w:val="0F2B3C"/>
+                <w:sz w:val="18"/>
+                <w:szCs w:val="18"/>
+              </w:rPr>
+              <w:t xml:space="preserve">Because... ________________</w:t>
+            </w:r>
+          </w:p>
+          <w:p>
+            <w:pPr>
+              <w:spacing w:after="50" w:before="0"/>
+            </w:pPr>
+            <w:r>
+              <w:rPr>
+                <w:color w:val="BBBBBB"/>
+                <w:sz w:val="18"/>
+                <w:szCs w:val="18"/>
+              </w:rPr>
+              <w:t xml:space="preserve">____________________________</w:t>
+            </w:r>
+          </w:p>
+          <w:p>
+            <w:pPr>
+              <w:spacing w:after="30" w:before="40"/>
+            </w:pPr>
+            <w:r>
+              <w:rPr>
+                <w:b/>
+                <w:bCs/>
+                <w:color w:val="1A6FB5"/>
+                <w:sz w:val="18"/>
+                <w:szCs w:val="18"/>
+              </w:rPr>
+              <w:t xml:space="preserve">Although... _______________</w:t>
+            </w:r>
+          </w:p>
+          <w:p>
+            <w:pPr>
+              <w:spacing w:after="50" w:before="0"/>
+            </w:pPr>
+            <w:r>
+              <w:rPr>
+                <w:color w:val="BBBBBB"/>
+                <w:sz w:val="18"/>
+                <w:szCs w:val="18"/>
+              </w:rPr>
+              <w:t xml:space="preserve">____________________________</w:t>
+            </w:r>
+          </w:p>
+          <w:p>
+            <w:pPr>
+              <w:spacing w:after="30" w:before="40"/>
+            </w:pPr>
+            <w:r>
+              <w:rPr>
+                <w:b/>
+                <w:bCs/>
+                <w:color w:val="7A5400"/>
+                <w:sz w:val="18"/>
+                <w:szCs w:val="18"/>
+              </w:rPr>
+              <w:t xml:space="preserve">Therefore... ______________</w:t>
+            </w:r>
+          </w:p>
+          <w:p>
+            <w:pPr>
+              <w:spacing w:after="50" w:before="0"/>
+            </w:pPr>
+            <w:r>
+              <w:rPr>
+                <w:color w:val="BBBBBB"/>
+                <w:sz w:val="18"/>
+                <w:szCs w:val="18"/>
+              </w:rPr>
+              <w:t xml:space="preserve">____________________________</w:t>
+            </w:r>
+          </w:p>
+        </w:tc>
+      </w:tr>
+    </w:tbl>
+    <w:p>
+      <w:pPr>
+        <w:spacing w:after="60" w:before="0"/>
+      </w:pPr>
+      <w:r>
+        <w:t xml:space="preserve"/>
       </w:r>
     </w:p>
     <w:p>
@@ -336,50 +3286,616 @@
         <w:t xml:space="preserve">Stretch: full surface area from three pairs.</w:t>
       </w:r>
     </w:p>
-    <w:p>
-      <w:pPr>
-        <w:spacing w:after="40" w:before="0"/>
-      </w:pPr>
-      <w:r>
-        <w:rPr>
-          <w:sz w:val="22"/>
-          <w:szCs w:val="22"/>
-        </w:rPr>
-        <w:t xml:space="preserve">1.  Faces are 6×2, 6×3, and 2×3. Pairs are 2×12, 2×18, 2×6. What is the total surface area?</w:t>
-      </w:r>
-    </w:p>
-    <w:p>
-      <w:pPr>
-        <w:spacing w:after="80" w:before="0"/>
-      </w:pPr>
-      <w:r>
-        <w:rPr>
-          <w:color w:val="BBBBBB"/>
-        </w:rPr>
-        <w:t xml:space="preserve">____________________________________________________</w:t>
-      </w:r>
-    </w:p>
-    <w:p>
-      <w:pPr>
-        <w:spacing w:after="40" w:before="0"/>
-      </w:pPr>
-      <w:r>
-        <w:rPr>
-          <w:sz w:val="22"/>
-          <w:szCs w:val="22"/>
-        </w:rPr>
-        <w:t xml:space="preserve">2.  A face is 5 × 4. What is the total area of that matching pair? (square units)</w:t>
-      </w:r>
-    </w:p>
-    <w:p>
-      <w:pPr>
-        <w:spacing w:after="80" w:before="0"/>
-      </w:pPr>
-      <w:r>
-        <w:rPr>
-          <w:color w:val="BBBBBB"/>
-        </w:rPr>
-        <w:t xml:space="preserve">____________________________________________________</w:t>
+    <w:tbl>
+      <w:tblPr>
+        <w:tblW w:type="dxa" w:w="9360"/>
+        <w:tblBorders>
+          <w:top w:val="single" w:color="C7D2DD" w:sz="6"/>
+          <w:left w:val="single" w:color="C7D2DD" w:sz="6"/>
+          <w:bottom w:val="single" w:color="C7D2DD" w:sz="6"/>
+          <w:right w:val="single" w:color="C7D2DD" w:sz="6"/>
+          <w:insideH w:val="single" w:color="C7D2DD" w:sz="6"/>
+          <w:insideV w:val="single" w:color="C7D2DD" w:sz="6"/>
+        </w:tblBorders>
+      </w:tblPr>
+      <w:tblGrid>
+        <w:gridCol w:w="2800"/>
+        <w:gridCol w:w="3560"/>
+        <w:gridCol w:w="3000"/>
+      </w:tblGrid>
+      <w:tr>
+        <w:trPr>
+          <w:cantSplit/>
+          <w:tblHeader/>
+        </w:trPr>
+        <w:tc>
+          <w:tcPr>
+            <w:tcW w:type="dxa" w:w="2800"/>
+            <w:shd w:fill="EEF4F8" w:color="auto" w:val="clear"/>
+            <w:tcMar>
+              <w:top w:type="dxa" w:w="60"/>
+              <w:left w:type="dxa" w:w="100"/>
+              <w:bottom w:type="dxa" w:w="60"/>
+              <w:right w:type="dxa" w:w="100"/>
+            </w:tcMar>
+          </w:tcPr>
+          <w:p>
+            <w:pPr>
+              <w:spacing w:after="0" w:before="0"/>
+            </w:pPr>
+            <w:r>
+              <w:rPr>
+                <w:b/>
+                <w:bCs/>
+                <w:color w:val="0F2B3C"/>
+                <w:sz w:val="16"/>
+                <w:szCs w:val="16"/>
+              </w:rPr>
+              <w:t xml:space="preserve">CORE PROBLEM / GIVEN REPRESENTATION</w:t>
+            </w:r>
+          </w:p>
+        </w:tc>
+        <w:tc>
+          <w:tcPr>
+            <w:tcW w:type="dxa" w:w="3560"/>
+            <w:shd w:fill="EEF4F8" w:color="auto" w:val="clear"/>
+            <w:tcMar>
+              <w:top w:type="dxa" w:w="60"/>
+              <w:left w:type="dxa" w:w="100"/>
+              <w:bottom w:type="dxa" w:w="60"/>
+              <w:right w:type="dxa" w:w="100"/>
+            </w:tcMar>
+          </w:tcPr>
+          <w:p>
+            <w:pPr>
+              <w:spacing w:after="0" w:before="0"/>
+            </w:pPr>
+            <w:r>
+              <w:rPr>
+                <w:b/>
+                <w:bCs/>
+                <w:color w:val="0F2B3C"/>
+                <w:sz w:val="16"/>
+                <w:szCs w:val="16"/>
+              </w:rPr>
+              <w:t xml:space="preserve">WORKING SPACE / CALCULATION STEPS</w:t>
+            </w:r>
+          </w:p>
+        </w:tc>
+        <w:tc>
+          <w:tcPr>
+            <w:tcW w:type="dxa" w:w="3000"/>
+            <w:shd w:fill="FBF3E2" w:color="auto" w:val="clear"/>
+            <w:tcMar>
+              <w:top w:type="dxa" w:w="60"/>
+              <w:left w:type="dxa" w:w="100"/>
+              <w:bottom w:type="dxa" w:w="60"/>
+              <w:right w:type="dxa" w:w="100"/>
+            </w:tcMar>
+          </w:tcPr>
+          <w:p>
+            <w:pPr>
+              <w:spacing w:after="0" w:before="0"/>
+            </w:pPr>
+            <w:r>
+              <w:rPr>
+                <w:b/>
+                <w:bCs/>
+                <w:color w:val="7A5400"/>
+                <w:sz w:val="16"/>
+                <w:szCs w:val="16"/>
+              </w:rPr>
+              <w:t xml:space="preserve">EXPLAIN YOUR REASONING</w:t>
+            </w:r>
+          </w:p>
+        </w:tc>
+      </w:tr>
+      <w:tr>
+        <w:trPr>
+          <w:cantSplit/>
+        </w:trPr>
+        <w:tc>
+          <w:tcPr>
+            <w:tcW w:type="dxa" w:w="2800"/>
+            <w:tcMar>
+              <w:top w:type="dxa" w:w="80"/>
+              <w:left w:type="dxa" w:w="100"/>
+              <w:bottom w:type="dxa" w:w="80"/>
+              <w:right w:type="dxa" w:w="100"/>
+            </w:tcMar>
+            <w:vAlign w:val="top"/>
+          </w:tcPr>
+          <w:p>
+            <w:pPr>
+              <w:spacing w:after="40" w:before="0"/>
+            </w:pPr>
+            <w:r>
+              <w:rPr>
+                <w:b/>
+                <w:bCs/>
+                <w:color w:val="0F2B3C"/>
+                <w:sz w:val="20"/>
+                <w:szCs w:val="20"/>
+              </w:rPr>
+              <w:t xml:space="preserve">1.  Faces are 6×2, 6×3, and 2×3. Pairs are 2×12, 2×18, 2×6. What is the total surface area?</w:t>
+            </w:r>
+          </w:p>
+        </w:tc>
+        <w:tc>
+          <w:tcPr>
+            <w:tcW w:type="dxa" w:w="3560"/>
+            <w:tcMar>
+              <w:top w:type="dxa" w:w="80"/>
+              <w:left w:type="dxa" w:w="100"/>
+              <w:bottom w:type="dxa" w:w="80"/>
+              <w:right w:type="dxa" w:w="100"/>
+            </w:tcMar>
+            <w:vAlign w:val="top"/>
+          </w:tcPr>
+          <w:p>
+            <w:pPr>
+              <w:spacing w:after="50" w:before="0"/>
+            </w:pPr>
+            <w:r>
+              <w:rPr>
+                <w:color w:val="BBBBBB"/>
+                <w:sz w:val="18"/>
+                <w:szCs w:val="18"/>
+              </w:rPr>
+              <w:t xml:space="preserve">____________________________</w:t>
+            </w:r>
+          </w:p>
+          <w:p>
+            <w:pPr>
+              <w:spacing w:after="50" w:before="0"/>
+            </w:pPr>
+            <w:r>
+              <w:rPr>
+                <w:color w:val="BBBBBB"/>
+                <w:sz w:val="18"/>
+                <w:szCs w:val="18"/>
+              </w:rPr>
+              <w:t xml:space="preserve">____________________________</w:t>
+            </w:r>
+          </w:p>
+          <w:p>
+            <w:pPr>
+              <w:spacing w:after="50" w:before="0"/>
+            </w:pPr>
+            <w:r>
+              <w:rPr>
+                <w:color w:val="BBBBBB"/>
+                <w:sz w:val="18"/>
+                <w:szCs w:val="18"/>
+              </w:rPr>
+              <w:t xml:space="preserve">____________________________</w:t>
+            </w:r>
+          </w:p>
+          <w:p>
+            <w:pPr>
+              <w:spacing w:after="50" w:before="0"/>
+            </w:pPr>
+            <w:r>
+              <w:rPr>
+                <w:color w:val="BBBBBB"/>
+                <w:sz w:val="18"/>
+                <w:szCs w:val="18"/>
+              </w:rPr>
+              <w:t xml:space="preserve">____________________________</w:t>
+            </w:r>
+          </w:p>
+        </w:tc>
+        <w:tc>
+          <w:tcPr>
+            <w:tcW w:type="dxa" w:w="3000"/>
+            <w:shd w:fill="FBF3E2" w:color="auto" w:val="clear"/>
+            <w:tcMar>
+              <w:top w:type="dxa" w:w="80"/>
+              <w:left w:type="dxa" w:w="100"/>
+              <w:bottom w:type="dxa" w:w="80"/>
+              <w:right w:type="dxa" w:w="100"/>
+            </w:tcMar>
+            <w:vAlign w:val="top"/>
+          </w:tcPr>
+          <w:p>
+            <w:pPr>
+              <w:spacing w:after="30" w:before="0"/>
+            </w:pPr>
+            <w:r>
+              <w:rPr>
+                <w:b/>
+                <w:bCs/>
+                <w:color w:val="0F2B3C"/>
+                <w:sz w:val="18"/>
+                <w:szCs w:val="18"/>
+              </w:rPr>
+              <w:t xml:space="preserve">Because... ________________</w:t>
+            </w:r>
+          </w:p>
+          <w:p>
+            <w:pPr>
+              <w:spacing w:after="50" w:before="0"/>
+            </w:pPr>
+            <w:r>
+              <w:rPr>
+                <w:color w:val="BBBBBB"/>
+                <w:sz w:val="18"/>
+                <w:szCs w:val="18"/>
+              </w:rPr>
+              <w:t xml:space="preserve">____________________________</w:t>
+            </w:r>
+          </w:p>
+          <w:p>
+            <w:pPr>
+              <w:spacing w:after="30" w:before="40"/>
+            </w:pPr>
+            <w:r>
+              <w:rPr>
+                <w:b/>
+                <w:bCs/>
+                <w:color w:val="1A6FB5"/>
+                <w:sz w:val="18"/>
+                <w:szCs w:val="18"/>
+              </w:rPr>
+              <w:t xml:space="preserve">Although... _______________</w:t>
+            </w:r>
+          </w:p>
+          <w:p>
+            <w:pPr>
+              <w:spacing w:after="50" w:before="0"/>
+            </w:pPr>
+            <w:r>
+              <w:rPr>
+                <w:color w:val="BBBBBB"/>
+                <w:sz w:val="18"/>
+                <w:szCs w:val="18"/>
+              </w:rPr>
+              <w:t xml:space="preserve">____________________________</w:t>
+            </w:r>
+          </w:p>
+          <w:p>
+            <w:pPr>
+              <w:spacing w:after="30" w:before="40"/>
+            </w:pPr>
+            <w:r>
+              <w:rPr>
+                <w:b/>
+                <w:bCs/>
+                <w:color w:val="7A5400"/>
+                <w:sz w:val="18"/>
+                <w:szCs w:val="18"/>
+              </w:rPr>
+              <w:t xml:space="preserve">Therefore... ______________</w:t>
+            </w:r>
+          </w:p>
+          <w:p>
+            <w:pPr>
+              <w:spacing w:after="50" w:before="0"/>
+            </w:pPr>
+            <w:r>
+              <w:rPr>
+                <w:color w:val="BBBBBB"/>
+                <w:sz w:val="18"/>
+                <w:szCs w:val="18"/>
+              </w:rPr>
+              <w:t xml:space="preserve">____________________________</w:t>
+            </w:r>
+          </w:p>
+        </w:tc>
+      </w:tr>
+    </w:tbl>
+    <w:p>
+      <w:pPr>
+        <w:spacing w:after="60" w:before="0"/>
+      </w:pPr>
+      <w:r>
+        <w:t xml:space="preserve"/>
+      </w:r>
+    </w:p>
+    <w:tbl>
+      <w:tblPr>
+        <w:tblW w:type="dxa" w:w="9360"/>
+        <w:tblBorders>
+          <w:top w:val="single" w:color="C7D2DD" w:sz="6"/>
+          <w:left w:val="single" w:color="C7D2DD" w:sz="6"/>
+          <w:bottom w:val="single" w:color="C7D2DD" w:sz="6"/>
+          <w:right w:val="single" w:color="C7D2DD" w:sz="6"/>
+          <w:insideH w:val="single" w:color="C7D2DD" w:sz="6"/>
+          <w:insideV w:val="single" w:color="C7D2DD" w:sz="6"/>
+        </w:tblBorders>
+      </w:tblPr>
+      <w:tblGrid>
+        <w:gridCol w:w="2800"/>
+        <w:gridCol w:w="3560"/>
+        <w:gridCol w:w="3000"/>
+      </w:tblGrid>
+      <w:tr>
+        <w:trPr>
+          <w:cantSplit/>
+          <w:tblHeader/>
+        </w:trPr>
+        <w:tc>
+          <w:tcPr>
+            <w:tcW w:type="dxa" w:w="2800"/>
+            <w:shd w:fill="EEF4F8" w:color="auto" w:val="clear"/>
+            <w:tcMar>
+              <w:top w:type="dxa" w:w="60"/>
+              <w:left w:type="dxa" w:w="100"/>
+              <w:bottom w:type="dxa" w:w="60"/>
+              <w:right w:type="dxa" w:w="100"/>
+            </w:tcMar>
+          </w:tcPr>
+          <w:p>
+            <w:pPr>
+              <w:spacing w:after="0" w:before="0"/>
+            </w:pPr>
+            <w:r>
+              <w:rPr>
+                <w:b/>
+                <w:bCs/>
+                <w:color w:val="0F2B3C"/>
+                <w:sz w:val="16"/>
+                <w:szCs w:val="16"/>
+              </w:rPr>
+              <w:t xml:space="preserve">CORE PROBLEM / GIVEN REPRESENTATION</w:t>
+            </w:r>
+          </w:p>
+        </w:tc>
+        <w:tc>
+          <w:tcPr>
+            <w:tcW w:type="dxa" w:w="3560"/>
+            <w:shd w:fill="EEF4F8" w:color="auto" w:val="clear"/>
+            <w:tcMar>
+              <w:top w:type="dxa" w:w="60"/>
+              <w:left w:type="dxa" w:w="100"/>
+              <w:bottom w:type="dxa" w:w="60"/>
+              <w:right w:type="dxa" w:w="100"/>
+            </w:tcMar>
+          </w:tcPr>
+          <w:p>
+            <w:pPr>
+              <w:spacing w:after="0" w:before="0"/>
+            </w:pPr>
+            <w:r>
+              <w:rPr>
+                <w:b/>
+                <w:bCs/>
+                <w:color w:val="0F2B3C"/>
+                <w:sz w:val="16"/>
+                <w:szCs w:val="16"/>
+              </w:rPr>
+              <w:t xml:space="preserve">WORKING SPACE / CALCULATION STEPS</w:t>
+            </w:r>
+          </w:p>
+        </w:tc>
+        <w:tc>
+          <w:tcPr>
+            <w:tcW w:type="dxa" w:w="3000"/>
+            <w:shd w:fill="FBF3E2" w:color="auto" w:val="clear"/>
+            <w:tcMar>
+              <w:top w:type="dxa" w:w="60"/>
+              <w:left w:type="dxa" w:w="100"/>
+              <w:bottom w:type="dxa" w:w="60"/>
+              <w:right w:type="dxa" w:w="100"/>
+            </w:tcMar>
+          </w:tcPr>
+          <w:p>
+            <w:pPr>
+              <w:spacing w:after="0" w:before="0"/>
+            </w:pPr>
+            <w:r>
+              <w:rPr>
+                <w:b/>
+                <w:bCs/>
+                <w:color w:val="7A5400"/>
+                <w:sz w:val="16"/>
+                <w:szCs w:val="16"/>
+              </w:rPr>
+              <w:t xml:space="preserve">EXPLAIN YOUR REASONING</w:t>
+            </w:r>
+          </w:p>
+        </w:tc>
+      </w:tr>
+      <w:tr>
+        <w:trPr>
+          <w:cantSplit/>
+        </w:trPr>
+        <w:tc>
+          <w:tcPr>
+            <w:tcW w:type="dxa" w:w="2800"/>
+            <w:tcMar>
+              <w:top w:type="dxa" w:w="80"/>
+              <w:left w:type="dxa" w:w="100"/>
+              <w:bottom w:type="dxa" w:w="80"/>
+              <w:right w:type="dxa" w:w="100"/>
+            </w:tcMar>
+            <w:vAlign w:val="top"/>
+          </w:tcPr>
+          <w:p>
+            <w:pPr>
+              <w:spacing w:after="40" w:before="0"/>
+            </w:pPr>
+            <w:r>
+              <w:rPr>
+                <w:b/>
+                <w:bCs/>
+                <w:color w:val="0F2B3C"/>
+                <w:sz w:val="20"/>
+                <w:szCs w:val="20"/>
+              </w:rPr>
+              <w:t xml:space="preserve">2.  A face is 5 × 4. What is the total area of that matching pair? (square units)</w:t>
+            </w:r>
+          </w:p>
+        </w:tc>
+        <w:tc>
+          <w:tcPr>
+            <w:tcW w:type="dxa" w:w="3560"/>
+            <w:tcMar>
+              <w:top w:type="dxa" w:w="80"/>
+              <w:left w:type="dxa" w:w="100"/>
+              <w:bottom w:type="dxa" w:w="80"/>
+              <w:right w:type="dxa" w:w="100"/>
+            </w:tcMar>
+            <w:vAlign w:val="top"/>
+          </w:tcPr>
+          <w:p>
+            <w:pPr>
+              <w:spacing w:after="50" w:before="0"/>
+            </w:pPr>
+            <w:r>
+              <w:rPr>
+                <w:color w:val="BBBBBB"/>
+                <w:sz w:val="18"/>
+                <w:szCs w:val="18"/>
+              </w:rPr>
+              <w:t xml:space="preserve">____________________________</w:t>
+            </w:r>
+          </w:p>
+          <w:p>
+            <w:pPr>
+              <w:spacing w:after="50" w:before="0"/>
+            </w:pPr>
+            <w:r>
+              <w:rPr>
+                <w:color w:val="BBBBBB"/>
+                <w:sz w:val="18"/>
+                <w:szCs w:val="18"/>
+              </w:rPr>
+              <w:t xml:space="preserve">____________________________</w:t>
+            </w:r>
+          </w:p>
+          <w:p>
+            <w:pPr>
+              <w:spacing w:after="50" w:before="0"/>
+            </w:pPr>
+            <w:r>
+              <w:rPr>
+                <w:color w:val="BBBBBB"/>
+                <w:sz w:val="18"/>
+                <w:szCs w:val="18"/>
+              </w:rPr>
+              <w:t xml:space="preserve">____________________________</w:t>
+            </w:r>
+          </w:p>
+          <w:p>
+            <w:pPr>
+              <w:spacing w:after="50" w:before="0"/>
+            </w:pPr>
+            <w:r>
+              <w:rPr>
+                <w:color w:val="BBBBBB"/>
+                <w:sz w:val="18"/>
+                <w:szCs w:val="18"/>
+              </w:rPr>
+              <w:t xml:space="preserve">____________________________</w:t>
+            </w:r>
+          </w:p>
+        </w:tc>
+        <w:tc>
+          <w:tcPr>
+            <w:tcW w:type="dxa" w:w="3000"/>
+            <w:shd w:fill="FBF3E2" w:color="auto" w:val="clear"/>
+            <w:tcMar>
+              <w:top w:type="dxa" w:w="80"/>
+              <w:left w:type="dxa" w:w="100"/>
+              <w:bottom w:type="dxa" w:w="80"/>
+              <w:right w:type="dxa" w:w="100"/>
+            </w:tcMar>
+            <w:vAlign w:val="top"/>
+          </w:tcPr>
+          <w:p>
+            <w:pPr>
+              <w:spacing w:after="30" w:before="0"/>
+            </w:pPr>
+            <w:r>
+              <w:rPr>
+                <w:b/>
+                <w:bCs/>
+                <w:color w:val="0F2B3C"/>
+                <w:sz w:val="18"/>
+                <w:szCs w:val="18"/>
+              </w:rPr>
+              <w:t xml:space="preserve">Because... ________________</w:t>
+            </w:r>
+          </w:p>
+          <w:p>
+            <w:pPr>
+              <w:spacing w:after="50" w:before="0"/>
+            </w:pPr>
+            <w:r>
+              <w:rPr>
+                <w:color w:val="BBBBBB"/>
+                <w:sz w:val="18"/>
+                <w:szCs w:val="18"/>
+              </w:rPr>
+              <w:t xml:space="preserve">____________________________</w:t>
+            </w:r>
+          </w:p>
+          <w:p>
+            <w:pPr>
+              <w:spacing w:after="30" w:before="40"/>
+            </w:pPr>
+            <w:r>
+              <w:rPr>
+                <w:b/>
+                <w:bCs/>
+                <w:color w:val="1A6FB5"/>
+                <w:sz w:val="18"/>
+                <w:szCs w:val="18"/>
+              </w:rPr>
+              <w:t xml:space="preserve">Although... _______________</w:t>
+            </w:r>
+          </w:p>
+          <w:p>
+            <w:pPr>
+              <w:spacing w:after="50" w:before="0"/>
+            </w:pPr>
+            <w:r>
+              <w:rPr>
+                <w:color w:val="BBBBBB"/>
+                <w:sz w:val="18"/>
+                <w:szCs w:val="18"/>
+              </w:rPr>
+              <w:t xml:space="preserve">____________________________</w:t>
+            </w:r>
+          </w:p>
+          <w:p>
+            <w:pPr>
+              <w:spacing w:after="30" w:before="40"/>
+            </w:pPr>
+            <w:r>
+              <w:rPr>
+                <w:b/>
+                <w:bCs/>
+                <w:color w:val="7A5400"/>
+                <w:sz w:val="18"/>
+                <w:szCs w:val="18"/>
+              </w:rPr>
+              <w:t xml:space="preserve">Therefore... ______________</w:t>
+            </w:r>
+          </w:p>
+          <w:p>
+            <w:pPr>
+              <w:spacing w:after="50" w:before="0"/>
+            </w:pPr>
+            <w:r>
+              <w:rPr>
+                <w:color w:val="BBBBBB"/>
+                <w:sz w:val="18"/>
+                <w:szCs w:val="18"/>
+              </w:rPr>
+              <w:t xml:space="preserve">____________________________</w:t>
+            </w:r>
+          </w:p>
+        </w:tc>
+      </w:tr>
+    </w:tbl>
+    <w:p>
+      <w:pPr>
+        <w:spacing w:after="60" w:before="0"/>
+      </w:pPr>
+      <w:r>
+        <w:t xml:space="preserve"/>
       </w:r>
     </w:p>
     <w:p>
@@ -443,6 +3959,141 @@
         <w:t xml:space="preserve">____________________________________________________</w:t>
       </w:r>
     </w:p>
+    <w:tbl>
+      <w:tblPr>
+        <w:tblW w:type="dxa" w:w="9360"/>
+        <w:tblBorders>
+          <w:top w:val="single" w:color="C7D2DD" w:sz="6"/>
+          <w:left w:val="single" w:color="C7D2DD" w:sz="6"/>
+          <w:bottom w:val="single" w:color="C7D2DD" w:sz="6"/>
+          <w:right w:val="single" w:color="C7D2DD" w:sz="6"/>
+          <w:insideH w:val="single" w:color="C7D2DD" w:sz="6"/>
+          <w:insideV w:val="single" w:color="C7D2DD" w:sz="6"/>
+        </w:tblBorders>
+      </w:tblPr>
+      <w:tblGrid>
+        <w:gridCol w:w="3120"/>
+        <w:gridCol w:w="3120"/>
+        <w:gridCol w:w="3120"/>
+      </w:tblGrid>
+      <w:tr>
+        <w:trPr>
+          <w:cantSplit/>
+          <w:tblHeader/>
+        </w:trPr>
+        <w:tc>
+          <w:tcPr>
+            <w:tcW w:type="dxa" w:w="9360"/>
+            <w:gridSpan w:val="3"/>
+            <w:shd w:fill="EEF4F8" w:color="auto" w:val="clear"/>
+            <w:tcMar>
+              <w:top w:type="dxa" w:w="60"/>
+              <w:left w:type="dxa" w:w="100"/>
+              <w:bottom w:type="dxa" w:w="60"/>
+              <w:right w:type="dxa" w:w="100"/>
+            </w:tcMar>
+          </w:tcPr>
+          <w:p>
+            <w:pPr>
+              <w:spacing w:after="0" w:before="0"/>
+            </w:pPr>
+            <w:r>
+              <w:rPr>
+                <w:b/>
+                <w:bCs/>
+                <w:color w:val="0F2B3C"/>
+                <w:sz w:val="18"/>
+                <w:szCs w:val="18"/>
+              </w:rPr>
+              <w:t xml:space="preserve">EXIT CHECK · 3-POINT SELF-ASSESSMENT CHECKLIST</w:t>
+            </w:r>
+          </w:p>
+        </w:tc>
+      </w:tr>
+      <w:tr>
+        <w:trPr>
+          <w:cantSplit/>
+        </w:trPr>
+        <w:tc>
+          <w:tcPr>
+            <w:tcW w:type="dxa" w:w="3120"/>
+            <w:tcMar>
+              <w:top w:type="dxa" w:w="80"/>
+              <w:left w:type="dxa" w:w="100"/>
+              <w:bottom w:type="dxa" w:w="80"/>
+              <w:right w:type="dxa" w:w="100"/>
+            </w:tcMar>
+          </w:tcPr>
+          <w:p>
+            <w:pPr>
+              <w:spacing w:after="0" w:before="0"/>
+            </w:pPr>
+            <w:r>
+              <w:rPr>
+                <w:b/>
+                <w:bCs/>
+                <w:color w:val="0F2B3C"/>
+                <w:sz w:val="18"/>
+                <w:szCs w:val="18"/>
+              </w:rPr>
+              <w:t xml:space="preserve">☐ 1. Units &amp; Labels Verified</w:t>
+            </w:r>
+          </w:p>
+        </w:tc>
+        <w:tc>
+          <w:tcPr>
+            <w:tcW w:type="dxa" w:w="3120"/>
+            <w:tcMar>
+              <w:top w:type="dxa" w:w="80"/>
+              <w:left w:type="dxa" w:w="100"/>
+              <w:bottom w:type="dxa" w:w="80"/>
+              <w:right w:type="dxa" w:w="100"/>
+            </w:tcMar>
+          </w:tcPr>
+          <w:p>
+            <w:pPr>
+              <w:spacing w:after="0" w:before="0"/>
+            </w:pPr>
+            <w:r>
+              <w:rPr>
+                <w:b/>
+                <w:bCs/>
+                <w:color w:val="0F2B3C"/>
+                <w:sz w:val="18"/>
+                <w:szCs w:val="18"/>
+              </w:rPr>
+              <w:t xml:space="preserve">☐ 2. Reasoning Stated (Because / Although / Therefore)</w:t>
+            </w:r>
+          </w:p>
+        </w:tc>
+        <w:tc>
+          <w:tcPr>
+            <w:tcW w:type="dxa" w:w="3120"/>
+            <w:tcMar>
+              <w:top w:type="dxa" w:w="80"/>
+              <w:left w:type="dxa" w:w="100"/>
+              <w:bottom w:type="dxa" w:w="80"/>
+              <w:right w:type="dxa" w:w="100"/>
+            </w:tcMar>
+          </w:tcPr>
+          <w:p>
+            <w:pPr>
+              <w:spacing w:after="0" w:before="0"/>
+            </w:pPr>
+            <w:r>
+              <w:rPr>
+                <w:b/>
+                <w:bCs/>
+                <w:color w:val="0F2B3C"/>
+                <w:sz w:val="18"/>
+                <w:szCs w:val="18"/>
+              </w:rPr>
+              <w:t xml:space="preserve">☐ 3. Calculations Double-Checked</w:t>
+            </w:r>
+          </w:p>
+        </w:tc>
+      </w:tr>
+    </w:tbl>
     <w:p>
       <w:pPr>
         <w:spacing w:after="60" w:before="120"/>
